--- a/apostila/Projeto Space for men.docx
+++ b/apostila/Projeto Space for men.docx
@@ -48,7 +48,6 @@
           <w:numId w:val="1"/>
         </w:numPr>
       </w:pPr>
-      <w:bookmarkStart w:id="0" w:name="_GoBack"/>
       <w:r>
         <w:rPr>
           <w:noProof/>
@@ -121,7 +120,6 @@
           </wp:anchor>
         </w:drawing>
       </w:r>
-      <w:bookmarkEnd w:id="0"/>
       <w:proofErr w:type="spellStart"/>
       <w:r>
         <w:t>Git</w:t>
@@ -178,6 +176,9 @@
     </w:p>
     <w:p>
       <w:r>
+        <w:rPr>
+          <w:noProof/>
+        </w:rPr>
         <w:drawing>
           <wp:inline distT="0" distB="0" distL="0" distR="0" wp14:anchorId="138A1C38" wp14:editId="462A97A6">
             <wp:extent cx="2819794" cy="1962424"/>
@@ -215,6 +216,3982 @@
         </w:drawing>
       </w:r>
     </w:p>
+    <w:p>
+      <w:r>
+        <w:rPr>
+          <w:noProof/>
+        </w:rPr>
+        <w:lastRenderedPageBreak/>
+        <w:drawing>
+          <wp:anchor distT="0" distB="0" distL="114300" distR="114300" simplePos="0" relativeHeight="251659264" behindDoc="0" locked="0" layoutInCell="1" allowOverlap="1" wp14:anchorId="766A8B47">
+            <wp:simplePos x="0" y="0"/>
+            <wp:positionH relativeFrom="column">
+              <wp:posOffset>-251460</wp:posOffset>
+            </wp:positionH>
+            <wp:positionV relativeFrom="paragraph">
+              <wp:posOffset>538480</wp:posOffset>
+            </wp:positionV>
+            <wp:extent cx="5955030" cy="314312"/>
+            <wp:effectExtent l="0" t="0" r="0" b="0"/>
+            <wp:wrapSquare wrapText="bothSides"/>
+            <wp:docPr id="3" name="Imagem 3"/>
+            <wp:cNvGraphicFramePr>
+              <a:graphicFrameLocks xmlns:a="http://schemas.openxmlformats.org/drawingml/2006/main" noChangeAspect="1"/>
+            </wp:cNvGraphicFramePr>
+            <a:graphic xmlns:a="http://schemas.openxmlformats.org/drawingml/2006/main">
+              <a:graphicData uri="http://schemas.openxmlformats.org/drawingml/2006/picture">
+                <pic:pic xmlns:pic="http://schemas.openxmlformats.org/drawingml/2006/picture">
+                  <pic:nvPicPr>
+                    <pic:cNvPr id="1" name=""/>
+                    <pic:cNvPicPr/>
+                  </pic:nvPicPr>
+                  <pic:blipFill>
+                    <a:blip r:embed="rId8">
+                      <a:extLst>
+                        <a:ext uri="{28A0092B-C50C-407E-A947-70E740481C1C}">
+                          <a14:useLocalDpi xmlns:a14="http://schemas.microsoft.com/office/drawing/2010/main" val="0"/>
+                        </a:ext>
+                      </a:extLst>
+                    </a:blip>
+                    <a:stretch>
+                      <a:fillRect/>
+                    </a:stretch>
+                  </pic:blipFill>
+                  <pic:spPr>
+                    <a:xfrm>
+                      <a:off x="0" y="0"/>
+                      <a:ext cx="5955030" cy="314312"/>
+                    </a:xfrm>
+                    <a:prstGeom prst="rect">
+                      <a:avLst/>
+                    </a:prstGeom>
+                  </pic:spPr>
+                </pic:pic>
+              </a:graphicData>
+            </a:graphic>
+          </wp:anchor>
+        </w:drawing>
+      </w:r>
+      <w:r>
+        <w:t>3-</w:t>
+      </w:r>
+      <w:r>
+        <w:t xml:space="preserve">No texto do index.html utilizamos </w:t>
+      </w:r>
+      <w:proofErr w:type="spellStart"/>
+      <w:r>
+        <w:t>tags</w:t>
+      </w:r>
+      <w:proofErr w:type="spellEnd"/>
+      <w:r>
+        <w:t xml:space="preserve"> alinhadas tendo a regra a primeira que abre e a ultima que fecha conforme a imagem</w:t>
+      </w:r>
+    </w:p>
+    <w:p/>
+    <w:p>
+      <w:r>
+        <w:rPr>
+          <w:noProof/>
+        </w:rPr>
+        <w:drawing>
+          <wp:anchor distT="0" distB="0" distL="114300" distR="114300" simplePos="0" relativeHeight="251660288" behindDoc="0" locked="0" layoutInCell="1" allowOverlap="1" wp14:anchorId="6383B950">
+            <wp:simplePos x="0" y="0"/>
+            <wp:positionH relativeFrom="margin">
+              <wp:align>left</wp:align>
+            </wp:positionH>
+            <wp:positionV relativeFrom="paragraph">
+              <wp:posOffset>343535</wp:posOffset>
+            </wp:positionV>
+            <wp:extent cx="2009775" cy="781050"/>
+            <wp:effectExtent l="0" t="0" r="9525" b="0"/>
+            <wp:wrapTopAndBottom/>
+            <wp:docPr id="4" name="Imagem 4"/>
+            <wp:cNvGraphicFramePr>
+              <a:graphicFrameLocks xmlns:a="http://schemas.openxmlformats.org/drawingml/2006/main" noChangeAspect="1"/>
+            </wp:cNvGraphicFramePr>
+            <a:graphic xmlns:a="http://schemas.openxmlformats.org/drawingml/2006/main">
+              <a:graphicData uri="http://schemas.openxmlformats.org/drawingml/2006/picture">
+                <pic:pic xmlns:pic="http://schemas.openxmlformats.org/drawingml/2006/picture">
+                  <pic:nvPicPr>
+                    <pic:cNvPr id="0" name="Picture 2"/>
+                    <pic:cNvPicPr>
+                      <a:picLocks noChangeAspect="1" noChangeArrowheads="1"/>
+                    </pic:cNvPicPr>
+                  </pic:nvPicPr>
+                  <pic:blipFill>
+                    <a:blip r:embed="rId9">
+                      <a:extLst>
+                        <a:ext uri="{28A0092B-C50C-407E-A947-70E740481C1C}">
+                          <a14:useLocalDpi xmlns:a14="http://schemas.microsoft.com/office/drawing/2010/main" val="0"/>
+                        </a:ext>
+                      </a:extLst>
+                    </a:blip>
+                    <a:srcRect/>
+                    <a:stretch>
+                      <a:fillRect/>
+                    </a:stretch>
+                  </pic:blipFill>
+                  <pic:spPr bwMode="auto">
+                    <a:xfrm>
+                      <a:off x="0" y="0"/>
+                      <a:ext cx="2009775" cy="781050"/>
+                    </a:xfrm>
+                    <a:prstGeom prst="rect">
+                      <a:avLst/>
+                    </a:prstGeom>
+                    <a:noFill/>
+                  </pic:spPr>
+                </pic:pic>
+              </a:graphicData>
+            </a:graphic>
+          </wp:anchor>
+        </w:drawing>
+      </w:r>
+      <w:r>
+        <w:t xml:space="preserve">4- Colocamos a cor vermelha utilizando o </w:t>
+      </w:r>
+      <w:proofErr w:type="spellStart"/>
+      <w:r>
+        <w:t>css</w:t>
+      </w:r>
+      <w:proofErr w:type="spellEnd"/>
+      <w:r>
+        <w:t xml:space="preserve"> através da referência conforme o código:</w:t>
+      </w:r>
+    </w:p>
+    <w:p/>
+    <w:p/>
+    <w:p>
+      <w:r>
+        <w:rPr>
+          <w:noProof/>
+        </w:rPr>
+        <w:drawing>
+          <wp:anchor distT="0" distB="0" distL="114300" distR="114300" simplePos="0" relativeHeight="251661312" behindDoc="0" locked="0" layoutInCell="1" allowOverlap="1" wp14:anchorId="6D69C91C">
+            <wp:simplePos x="0" y="0"/>
+            <wp:positionH relativeFrom="margin">
+              <wp:align>left</wp:align>
+            </wp:positionH>
+            <wp:positionV relativeFrom="paragraph">
+              <wp:posOffset>248285</wp:posOffset>
+            </wp:positionV>
+            <wp:extent cx="4153480" cy="161948"/>
+            <wp:effectExtent l="0" t="0" r="0" b="9525"/>
+            <wp:wrapSquare wrapText="bothSides"/>
+            <wp:docPr id="5" name="Imagem 5"/>
+            <wp:cNvGraphicFramePr>
+              <a:graphicFrameLocks xmlns:a="http://schemas.openxmlformats.org/drawingml/2006/main" noChangeAspect="1"/>
+            </wp:cNvGraphicFramePr>
+            <a:graphic xmlns:a="http://schemas.openxmlformats.org/drawingml/2006/main">
+              <a:graphicData uri="http://schemas.openxmlformats.org/drawingml/2006/picture">
+                <pic:pic xmlns:pic="http://schemas.openxmlformats.org/drawingml/2006/picture">
+                  <pic:nvPicPr>
+                    <pic:cNvPr id="1" name=""/>
+                    <pic:cNvPicPr/>
+                  </pic:nvPicPr>
+                  <pic:blipFill>
+                    <a:blip r:embed="rId10">
+                      <a:extLst>
+                        <a:ext uri="{28A0092B-C50C-407E-A947-70E740481C1C}">
+                          <a14:useLocalDpi xmlns:a14="http://schemas.microsoft.com/office/drawing/2010/main" val="0"/>
+                        </a:ext>
+                      </a:extLst>
+                    </a:blip>
+                    <a:stretch>
+                      <a:fillRect/>
+                    </a:stretch>
+                  </pic:blipFill>
+                  <pic:spPr>
+                    <a:xfrm>
+                      <a:off x="0" y="0"/>
+                      <a:ext cx="4153480" cy="161948"/>
+                    </a:xfrm>
+                    <a:prstGeom prst="rect">
+                      <a:avLst/>
+                    </a:prstGeom>
+                  </pic:spPr>
+                </pic:pic>
+              </a:graphicData>
+            </a:graphic>
+          </wp:anchor>
+        </w:drawing>
+      </w:r>
+      <w:r>
+        <w:t xml:space="preserve">5-No </w:t>
+      </w:r>
+      <w:proofErr w:type="spellStart"/>
+      <w:r>
+        <w:t>html</w:t>
+      </w:r>
+      <w:proofErr w:type="spellEnd"/>
+      <w:r>
+        <w:t xml:space="preserve"> inserimos uma imagem utilizando o seguinte código e adicionamos uma </w:t>
+      </w:r>
+      <w:proofErr w:type="spellStart"/>
+      <w:r>
+        <w:t>class</w:t>
+      </w:r>
+      <w:proofErr w:type="spellEnd"/>
+      <w:r>
+        <w:t>:</w:t>
+      </w:r>
+    </w:p>
+    <w:p/>
+    <w:p>
+      <w:r>
+        <w:rPr>
+          <w:noProof/>
+        </w:rPr>
+        <w:drawing>
+          <wp:anchor distT="0" distB="0" distL="114300" distR="114300" simplePos="0" relativeHeight="251662336" behindDoc="0" locked="0" layoutInCell="1" allowOverlap="1" wp14:anchorId="64843795">
+            <wp:simplePos x="0" y="0"/>
+            <wp:positionH relativeFrom="margin">
+              <wp:align>left</wp:align>
+            </wp:positionH>
+            <wp:positionV relativeFrom="paragraph">
+              <wp:posOffset>267335</wp:posOffset>
+            </wp:positionV>
+            <wp:extent cx="1666875" cy="571500"/>
+            <wp:effectExtent l="0" t="0" r="9525" b="0"/>
+            <wp:wrapSquare wrapText="bothSides"/>
+            <wp:docPr id="6" name="Imagem 6"/>
+            <wp:cNvGraphicFramePr>
+              <a:graphicFrameLocks xmlns:a="http://schemas.openxmlformats.org/drawingml/2006/main" noChangeAspect="1"/>
+            </wp:cNvGraphicFramePr>
+            <a:graphic xmlns:a="http://schemas.openxmlformats.org/drawingml/2006/main">
+              <a:graphicData uri="http://schemas.openxmlformats.org/drawingml/2006/picture">
+                <pic:pic xmlns:pic="http://schemas.openxmlformats.org/drawingml/2006/picture">
+                  <pic:nvPicPr>
+                    <pic:cNvPr id="0" name="Picture 3"/>
+                    <pic:cNvPicPr>
+                      <a:picLocks noChangeAspect="1" noChangeArrowheads="1"/>
+                    </pic:cNvPicPr>
+                  </pic:nvPicPr>
+                  <pic:blipFill>
+                    <a:blip r:embed="rId11">
+                      <a:extLst>
+                        <a:ext uri="{28A0092B-C50C-407E-A947-70E740481C1C}">
+                          <a14:useLocalDpi xmlns:a14="http://schemas.microsoft.com/office/drawing/2010/main" val="0"/>
+                        </a:ext>
+                      </a:extLst>
+                    </a:blip>
+                    <a:srcRect/>
+                    <a:stretch>
+                      <a:fillRect/>
+                    </a:stretch>
+                  </pic:blipFill>
+                  <pic:spPr bwMode="auto">
+                    <a:xfrm>
+                      <a:off x="0" y="0"/>
+                      <a:ext cx="1666875" cy="571500"/>
+                    </a:xfrm>
+                    <a:prstGeom prst="rect">
+                      <a:avLst/>
+                    </a:prstGeom>
+                    <a:noFill/>
+                  </pic:spPr>
+                </pic:pic>
+              </a:graphicData>
+            </a:graphic>
+          </wp:anchor>
+        </w:drawing>
+      </w:r>
+      <w:r>
+        <w:t xml:space="preserve">No </w:t>
+      </w:r>
+      <w:proofErr w:type="spellStart"/>
+      <w:r>
+        <w:t>css</w:t>
+      </w:r>
+      <w:proofErr w:type="spellEnd"/>
+      <w:r>
+        <w:t xml:space="preserve"> definimos que a nossa imagem ocupasse 100% do tamanho da nossa tela:</w:t>
+      </w:r>
+    </w:p>
+    <w:p/>
+    <w:p/>
+    <w:p/>
+    <w:p>
+      <w:r>
+        <w:rPr>
+          <w:noProof/>
+        </w:rPr>
+        <w:drawing>
+          <wp:anchor distT="0" distB="0" distL="114300" distR="114300" simplePos="0" relativeHeight="251663360" behindDoc="0" locked="0" layoutInCell="1" allowOverlap="1" wp14:anchorId="506086BB">
+            <wp:simplePos x="0" y="0"/>
+            <wp:positionH relativeFrom="margin">
+              <wp:align>left</wp:align>
+            </wp:positionH>
+            <wp:positionV relativeFrom="paragraph">
+              <wp:posOffset>477520</wp:posOffset>
+            </wp:positionV>
+            <wp:extent cx="2038350" cy="647700"/>
+            <wp:effectExtent l="0" t="0" r="0" b="0"/>
+            <wp:wrapSquare wrapText="bothSides"/>
+            <wp:docPr id="7" name="Imagem 7"/>
+            <wp:cNvGraphicFramePr>
+              <a:graphicFrameLocks xmlns:a="http://schemas.openxmlformats.org/drawingml/2006/main" noChangeAspect="1"/>
+            </wp:cNvGraphicFramePr>
+            <a:graphic xmlns:a="http://schemas.openxmlformats.org/drawingml/2006/main">
+              <a:graphicData uri="http://schemas.openxmlformats.org/drawingml/2006/picture">
+                <pic:pic xmlns:pic="http://schemas.openxmlformats.org/drawingml/2006/picture">
+                  <pic:nvPicPr>
+                    <pic:cNvPr id="0" name="Picture 4"/>
+                    <pic:cNvPicPr>
+                      <a:picLocks noChangeAspect="1" noChangeArrowheads="1"/>
+                    </pic:cNvPicPr>
+                  </pic:nvPicPr>
+                  <pic:blipFill>
+                    <a:blip r:embed="rId12">
+                      <a:extLst>
+                        <a:ext uri="{28A0092B-C50C-407E-A947-70E740481C1C}">
+                          <a14:useLocalDpi xmlns:a14="http://schemas.microsoft.com/office/drawing/2010/main" val="0"/>
+                        </a:ext>
+                      </a:extLst>
+                    </a:blip>
+                    <a:srcRect/>
+                    <a:stretch>
+                      <a:fillRect/>
+                    </a:stretch>
+                  </pic:blipFill>
+                  <pic:spPr bwMode="auto">
+                    <a:xfrm>
+                      <a:off x="0" y="0"/>
+                      <a:ext cx="2038350" cy="647700"/>
+                    </a:xfrm>
+                    <a:prstGeom prst="rect">
+                      <a:avLst/>
+                    </a:prstGeom>
+                    <a:noFill/>
+                  </pic:spPr>
+                </pic:pic>
+              </a:graphicData>
+            </a:graphic>
+          </wp:anchor>
+        </w:drawing>
+      </w:r>
+      <w:r>
+        <w:t xml:space="preserve">6- No </w:t>
+      </w:r>
+      <w:proofErr w:type="spellStart"/>
+      <w:r>
+        <w:t>css</w:t>
+      </w:r>
+      <w:proofErr w:type="spellEnd"/>
+      <w:r>
+        <w:t xml:space="preserve"> centralizamos o nosso título h1</w:t>
+      </w:r>
+    </w:p>
+    <w:p/>
+    <w:p/>
+    <w:p/>
+    <w:p/>
+    <w:p>
+      <w:r>
+        <w:rPr>
+          <w:noProof/>
+        </w:rPr>
+        <w:drawing>
+          <wp:anchor distT="0" distB="0" distL="114300" distR="114300" simplePos="0" relativeHeight="251664384" behindDoc="0" locked="0" layoutInCell="1" allowOverlap="1" wp14:anchorId="5557C5E1">
+            <wp:simplePos x="0" y="0"/>
+            <wp:positionH relativeFrom="column">
+              <wp:posOffset>-718185</wp:posOffset>
+            </wp:positionH>
+            <wp:positionV relativeFrom="paragraph">
+              <wp:posOffset>678180</wp:posOffset>
+            </wp:positionV>
+            <wp:extent cx="6373495" cy="257175"/>
+            <wp:effectExtent l="0" t="0" r="8255" b="9525"/>
+            <wp:wrapSquare wrapText="bothSides"/>
+            <wp:docPr id="8" name="Imagem 8"/>
+            <wp:cNvGraphicFramePr>
+              <a:graphicFrameLocks xmlns:a="http://schemas.openxmlformats.org/drawingml/2006/main" noChangeAspect="1"/>
+            </wp:cNvGraphicFramePr>
+            <a:graphic xmlns:a="http://schemas.openxmlformats.org/drawingml/2006/main">
+              <a:graphicData uri="http://schemas.openxmlformats.org/drawingml/2006/picture">
+                <pic:pic xmlns:pic="http://schemas.openxmlformats.org/drawingml/2006/picture">
+                  <pic:nvPicPr>
+                    <pic:cNvPr id="0" name="Picture 5"/>
+                    <pic:cNvPicPr>
+                      <a:picLocks noChangeAspect="1" noChangeArrowheads="1"/>
+                    </pic:cNvPicPr>
+                  </pic:nvPicPr>
+                  <pic:blipFill>
+                    <a:blip r:embed="rId13">
+                      <a:extLst>
+                        <a:ext uri="{28A0092B-C50C-407E-A947-70E740481C1C}">
+                          <a14:useLocalDpi xmlns:a14="http://schemas.microsoft.com/office/drawing/2010/main" val="0"/>
+                        </a:ext>
+                      </a:extLst>
+                    </a:blip>
+                    <a:srcRect/>
+                    <a:stretch>
+                      <a:fillRect/>
+                    </a:stretch>
+                  </pic:blipFill>
+                  <pic:spPr bwMode="auto">
+                    <a:xfrm>
+                      <a:off x="0" y="0"/>
+                      <a:ext cx="6373495" cy="257175"/>
+                    </a:xfrm>
+                    <a:prstGeom prst="rect">
+                      <a:avLst/>
+                    </a:prstGeom>
+                    <a:noFill/>
+                  </pic:spPr>
+                </pic:pic>
+              </a:graphicData>
+            </a:graphic>
+            <wp14:sizeRelH relativeFrom="margin">
+              <wp14:pctWidth>0</wp14:pctWidth>
+            </wp14:sizeRelH>
+          </wp:anchor>
+        </w:drawing>
+      </w:r>
+      <w:r>
+        <w:t xml:space="preserve">7- </w:t>
+      </w:r>
+      <w:r>
+        <w:t>No</w:t>
+      </w:r>
+      <w:r>
+        <w:t xml:space="preserve"> parágrafo a missão queremos que ele fique com uma fonte maior ou seja aumentamos o tamanho dele utilizando </w:t>
+      </w:r>
+      <w:proofErr w:type="spellStart"/>
+      <w:r>
+        <w:t>font-size</w:t>
+      </w:r>
+      <w:proofErr w:type="spellEnd"/>
+      <w:r>
+        <w:t xml:space="preserve">, E no </w:t>
+      </w:r>
+      <w:proofErr w:type="spellStart"/>
+      <w:r>
+        <w:t>html</w:t>
+      </w:r>
+      <w:proofErr w:type="spellEnd"/>
+      <w:r>
+        <w:t xml:space="preserve"> incluímos uma </w:t>
+      </w:r>
+      <w:proofErr w:type="spellStart"/>
+      <w:r>
+        <w:t>class</w:t>
+      </w:r>
+      <w:proofErr w:type="spellEnd"/>
+      <w:r>
+        <w:t xml:space="preserve"> para trabalhar com ó paragrafo especifico.</w:t>
+      </w:r>
+    </w:p>
+    <w:p>
+      <w:r>
+        <w:rPr>
+          <w:noProof/>
+        </w:rPr>
+        <w:drawing>
+          <wp:anchor distT="0" distB="0" distL="114300" distR="114300" simplePos="0" relativeHeight="251665408" behindDoc="0" locked="0" layoutInCell="1" allowOverlap="1" wp14:anchorId="64796B5E">
+            <wp:simplePos x="0" y="0"/>
+            <wp:positionH relativeFrom="column">
+              <wp:posOffset>-718185</wp:posOffset>
+            </wp:positionH>
+            <wp:positionV relativeFrom="paragraph">
+              <wp:posOffset>395605</wp:posOffset>
+            </wp:positionV>
+            <wp:extent cx="1743075" cy="676275"/>
+            <wp:effectExtent l="0" t="0" r="9525" b="9525"/>
+            <wp:wrapSquare wrapText="bothSides"/>
+            <wp:docPr id="9" name="Imagem 9"/>
+            <wp:cNvGraphicFramePr>
+              <a:graphicFrameLocks xmlns:a="http://schemas.openxmlformats.org/drawingml/2006/main" noChangeAspect="1"/>
+            </wp:cNvGraphicFramePr>
+            <a:graphic xmlns:a="http://schemas.openxmlformats.org/drawingml/2006/main">
+              <a:graphicData uri="http://schemas.openxmlformats.org/drawingml/2006/picture">
+                <pic:pic xmlns:pic="http://schemas.openxmlformats.org/drawingml/2006/picture">
+                  <pic:nvPicPr>
+                    <pic:cNvPr id="0" name="Picture 6"/>
+                    <pic:cNvPicPr>
+                      <a:picLocks noChangeAspect="1" noChangeArrowheads="1"/>
+                    </pic:cNvPicPr>
+                  </pic:nvPicPr>
+                  <pic:blipFill>
+                    <a:blip r:embed="rId14">
+                      <a:extLst>
+                        <a:ext uri="{28A0092B-C50C-407E-A947-70E740481C1C}">
+                          <a14:useLocalDpi xmlns:a14="http://schemas.microsoft.com/office/drawing/2010/main" val="0"/>
+                        </a:ext>
+                      </a:extLst>
+                    </a:blip>
+                    <a:srcRect/>
+                    <a:stretch>
+                      <a:fillRect/>
+                    </a:stretch>
+                  </pic:blipFill>
+                  <pic:spPr bwMode="auto">
+                    <a:xfrm>
+                      <a:off x="0" y="0"/>
+                      <a:ext cx="1743075" cy="676275"/>
+                    </a:xfrm>
+                    <a:prstGeom prst="rect">
+                      <a:avLst/>
+                    </a:prstGeom>
+                    <a:noFill/>
+                  </pic:spPr>
+                </pic:pic>
+              </a:graphicData>
+            </a:graphic>
+          </wp:anchor>
+        </w:drawing>
+      </w:r>
+    </w:p>
+    <w:p/>
+    <w:p/>
+    <w:p>
+      <w:r>
+        <w:rPr>
+          <w:noProof/>
+        </w:rPr>
+        <w:drawing>
+          <wp:anchor distT="0" distB="0" distL="114300" distR="114300" simplePos="0" relativeHeight="251666432" behindDoc="0" locked="0" layoutInCell="1" allowOverlap="1" wp14:anchorId="3D7C8567">
+            <wp:simplePos x="0" y="0"/>
+            <wp:positionH relativeFrom="margin">
+              <wp:align>left</wp:align>
+            </wp:positionH>
+            <wp:positionV relativeFrom="paragraph">
+              <wp:posOffset>178435</wp:posOffset>
+            </wp:positionV>
+            <wp:extent cx="2466160" cy="933450"/>
+            <wp:effectExtent l="0" t="0" r="0" b="0"/>
+            <wp:wrapSquare wrapText="bothSides"/>
+            <wp:docPr id="10" name="Imagem 10"/>
+            <wp:cNvGraphicFramePr>
+              <a:graphicFrameLocks xmlns:a="http://schemas.openxmlformats.org/drawingml/2006/main" noChangeAspect="1"/>
+            </wp:cNvGraphicFramePr>
+            <a:graphic xmlns:a="http://schemas.openxmlformats.org/drawingml/2006/main">
+              <a:graphicData uri="http://schemas.openxmlformats.org/drawingml/2006/picture">
+                <pic:pic xmlns:pic="http://schemas.openxmlformats.org/drawingml/2006/picture">
+                  <pic:nvPicPr>
+                    <pic:cNvPr id="0" name="Picture 7"/>
+                    <pic:cNvPicPr>
+                      <a:picLocks noChangeAspect="1" noChangeArrowheads="1"/>
+                    </pic:cNvPicPr>
+                  </pic:nvPicPr>
+                  <pic:blipFill>
+                    <a:blip r:embed="rId15">
+                      <a:extLst>
+                        <a:ext uri="{28A0092B-C50C-407E-A947-70E740481C1C}">
+                          <a14:useLocalDpi xmlns:a14="http://schemas.microsoft.com/office/drawing/2010/main" val="0"/>
+                        </a:ext>
+                      </a:extLst>
+                    </a:blip>
+                    <a:srcRect/>
+                    <a:stretch>
+                      <a:fillRect/>
+                    </a:stretch>
+                  </pic:blipFill>
+                  <pic:spPr bwMode="auto">
+                    <a:xfrm>
+                      <a:off x="0" y="0"/>
+                      <a:ext cx="2466160" cy="933450"/>
+                    </a:xfrm>
+                    <a:prstGeom prst="rect">
+                      <a:avLst/>
+                    </a:prstGeom>
+                    <a:noFill/>
+                  </pic:spPr>
+                </pic:pic>
+              </a:graphicData>
+            </a:graphic>
+            <wp14:sizeRelH relativeFrom="margin">
+              <wp14:pctWidth>0</wp14:pctWidth>
+            </wp14:sizeRelH>
+            <wp14:sizeRelV relativeFrom="margin">
+              <wp14:pctHeight>0</wp14:pctHeight>
+            </wp14:sizeRelV>
+          </wp:anchor>
+        </w:drawing>
+      </w:r>
+      <w:r>
+        <w:t>8-</w:t>
+      </w:r>
+      <w:r>
+        <w:t>No</w:t>
+      </w:r>
+      <w:r>
+        <w:t xml:space="preserve"> </w:t>
+      </w:r>
+      <w:proofErr w:type="spellStart"/>
+      <w:r>
+        <w:t>html</w:t>
+      </w:r>
+      <w:proofErr w:type="spellEnd"/>
+      <w:r>
+        <w:t xml:space="preserve"> inserimos </w:t>
+      </w:r>
+      <w:r>
+        <w:t>um</w:t>
+      </w:r>
+      <w:r>
+        <w:t xml:space="preserve"> subtítulo e criamos uma lista não </w:t>
+      </w:r>
+      <w:r>
+        <w:t>ordenada,</w:t>
+      </w:r>
+    </w:p>
+    <w:p/>
+    <w:p/>
+    <w:p/>
+    <w:p/>
+    <w:p>
+      <w:r>
+        <w:t xml:space="preserve">9-Nos itens da lista adicionamos </w:t>
+      </w:r>
+      <w:proofErr w:type="spellStart"/>
+      <w:r>
+        <w:t>class</w:t>
+      </w:r>
+      <w:proofErr w:type="spellEnd"/>
+      <w:r>
+        <w:t xml:space="preserve"> com mesmo nome para que o comportamento se repita para todos os itens da lista</w:t>
+      </w:r>
+    </w:p>
+    <w:p>
+      <w:r>
+        <w:t>(todos os itens ficaram itálico)</w:t>
+      </w:r>
+    </w:p>
+    <w:p>
+      <w:r>
+        <w:rPr>
+          <w:noProof/>
+        </w:rPr>
+        <w:drawing>
+          <wp:inline distT="0" distB="0" distL="0" distR="0" wp14:anchorId="30D158A2" wp14:editId="01C611FD">
+            <wp:extent cx="3840478" cy="800100"/>
+            <wp:effectExtent l="0" t="0" r="8255" b="0"/>
+            <wp:docPr id="11" name="Imagem 11"/>
+            <wp:cNvGraphicFramePr>
+              <a:graphicFrameLocks xmlns:a="http://schemas.openxmlformats.org/drawingml/2006/main" noChangeAspect="1"/>
+            </wp:cNvGraphicFramePr>
+            <a:graphic xmlns:a="http://schemas.openxmlformats.org/drawingml/2006/main">
+              <a:graphicData uri="http://schemas.openxmlformats.org/drawingml/2006/picture">
+                <pic:pic xmlns:pic="http://schemas.openxmlformats.org/drawingml/2006/picture">
+                  <pic:nvPicPr>
+                    <pic:cNvPr id="1" name=""/>
+                    <pic:cNvPicPr/>
+                  </pic:nvPicPr>
+                  <pic:blipFill>
+                    <a:blip r:embed="rId16"/>
+                    <a:stretch>
+                      <a:fillRect/>
+                    </a:stretch>
+                  </pic:blipFill>
+                  <pic:spPr>
+                    <a:xfrm>
+                      <a:off x="0" y="0"/>
+                      <a:ext cx="3859858" cy="804138"/>
+                    </a:xfrm>
+                    <a:prstGeom prst="rect">
+                      <a:avLst/>
+                    </a:prstGeom>
+                  </pic:spPr>
+                </pic:pic>
+              </a:graphicData>
+            </a:graphic>
+          </wp:inline>
+        </w:drawing>
+      </w:r>
+    </w:p>
+    <w:p>
+      <w:r>
+        <w:rPr>
+          <w:noProof/>
+        </w:rPr>
+        <w:drawing>
+          <wp:inline distT="0" distB="0" distL="0" distR="0" wp14:anchorId="7FE45A65">
+            <wp:extent cx="1924050" cy="657225"/>
+            <wp:effectExtent l="0" t="0" r="0" b="9525"/>
+            <wp:docPr id="12" name="Imagem 12"/>
+            <wp:cNvGraphicFramePr>
+              <a:graphicFrameLocks xmlns:a="http://schemas.openxmlformats.org/drawingml/2006/main" noChangeAspect="1"/>
+            </wp:cNvGraphicFramePr>
+            <a:graphic xmlns:a="http://schemas.openxmlformats.org/drawingml/2006/main">
+              <a:graphicData uri="http://schemas.openxmlformats.org/drawingml/2006/picture">
+                <pic:pic xmlns:pic="http://schemas.openxmlformats.org/drawingml/2006/picture">
+                  <pic:nvPicPr>
+                    <pic:cNvPr id="0" name="Picture 2"/>
+                    <pic:cNvPicPr>
+                      <a:picLocks noChangeAspect="1" noChangeArrowheads="1"/>
+                    </pic:cNvPicPr>
+                  </pic:nvPicPr>
+                  <pic:blipFill>
+                    <a:blip r:embed="rId17">
+                      <a:extLst>
+                        <a:ext uri="{28A0092B-C50C-407E-A947-70E740481C1C}">
+                          <a14:useLocalDpi xmlns:a14="http://schemas.microsoft.com/office/drawing/2010/main" val="0"/>
+                        </a:ext>
+                      </a:extLst>
+                    </a:blip>
+                    <a:srcRect/>
+                    <a:stretch>
+                      <a:fillRect/>
+                    </a:stretch>
+                  </pic:blipFill>
+                  <pic:spPr bwMode="auto">
+                    <a:xfrm>
+                      <a:off x="0" y="0"/>
+                      <a:ext cx="1924050" cy="657225"/>
+                    </a:xfrm>
+                    <a:prstGeom prst="rect">
+                      <a:avLst/>
+                    </a:prstGeom>
+                    <a:noFill/>
+                  </pic:spPr>
+                </pic:pic>
+              </a:graphicData>
+            </a:graphic>
+          </wp:inline>
+        </w:drawing>
+      </w:r>
+    </w:p>
+    <w:p>
+      <w:r>
+        <w:t>10-</w:t>
+      </w:r>
+      <w:r>
+        <w:t>Dividimos a nossa página em duas:</w:t>
+      </w:r>
+    </w:p>
+    <w:p>
+      <w:r>
+        <w:t xml:space="preserve">Primeira parte sendo principal onde adicionamos uma </w:t>
+      </w:r>
+      <w:proofErr w:type="spellStart"/>
+      <w:r>
+        <w:t>div</w:t>
+      </w:r>
+      <w:proofErr w:type="spellEnd"/>
+      <w:r>
+        <w:t xml:space="preserve"> que iniciou acima do header e fechou em baixo do nosso último parágrafo.</w:t>
+      </w:r>
+    </w:p>
+    <w:p>
+      <w:r>
+        <w:rPr>
+          <w:noProof/>
+        </w:rPr>
+        <w:drawing>
+          <wp:anchor distT="0" distB="0" distL="114300" distR="114300" simplePos="0" relativeHeight="251667456" behindDoc="0" locked="0" layoutInCell="1" allowOverlap="1" wp14:anchorId="5CA37D5E">
+            <wp:simplePos x="0" y="0"/>
+            <wp:positionH relativeFrom="column">
+              <wp:posOffset>-651510</wp:posOffset>
+            </wp:positionH>
+            <wp:positionV relativeFrom="paragraph">
+              <wp:posOffset>331470</wp:posOffset>
+            </wp:positionV>
+            <wp:extent cx="6424889" cy="2743200"/>
+            <wp:effectExtent l="0" t="0" r="0" b="0"/>
+            <wp:wrapSquare wrapText="bothSides"/>
+            <wp:docPr id="13" name="Imagem 13"/>
+            <wp:cNvGraphicFramePr>
+              <a:graphicFrameLocks xmlns:a="http://schemas.openxmlformats.org/drawingml/2006/main" noChangeAspect="1"/>
+            </wp:cNvGraphicFramePr>
+            <a:graphic xmlns:a="http://schemas.openxmlformats.org/drawingml/2006/main">
+              <a:graphicData uri="http://schemas.openxmlformats.org/drawingml/2006/picture">
+                <pic:pic xmlns:pic="http://schemas.openxmlformats.org/drawingml/2006/picture">
+                  <pic:nvPicPr>
+                    <pic:cNvPr id="0" name="Picture 3"/>
+                    <pic:cNvPicPr>
+                      <a:picLocks noChangeAspect="1" noChangeArrowheads="1"/>
+                    </pic:cNvPicPr>
+                  </pic:nvPicPr>
+                  <pic:blipFill>
+                    <a:blip r:embed="rId18">
+                      <a:extLst>
+                        <a:ext uri="{28A0092B-C50C-407E-A947-70E740481C1C}">
+                          <a14:useLocalDpi xmlns:a14="http://schemas.microsoft.com/office/drawing/2010/main" val="0"/>
+                        </a:ext>
+                      </a:extLst>
+                    </a:blip>
+                    <a:srcRect/>
+                    <a:stretch>
+                      <a:fillRect/>
+                    </a:stretch>
+                  </pic:blipFill>
+                  <pic:spPr bwMode="auto">
+                    <a:xfrm>
+                      <a:off x="0" y="0"/>
+                      <a:ext cx="6424889" cy="2743200"/>
+                    </a:xfrm>
+                    <a:prstGeom prst="rect">
+                      <a:avLst/>
+                    </a:prstGeom>
+                    <a:noFill/>
+                  </pic:spPr>
+                </pic:pic>
+              </a:graphicData>
+            </a:graphic>
+          </wp:anchor>
+        </w:drawing>
+      </w:r>
+      <w:r>
+        <w:t xml:space="preserve">E deixamos o fundo dessa divisão com a cor branca </w:t>
+      </w:r>
+    </w:p>
+    <w:p>
+      <w:r>
+        <w:rPr>
+          <w:noProof/>
+        </w:rPr>
+        <w:drawing>
+          <wp:anchor distT="0" distB="0" distL="114300" distR="114300" simplePos="0" relativeHeight="251668480" behindDoc="0" locked="0" layoutInCell="1" allowOverlap="1" wp14:anchorId="6DDE10E0">
+            <wp:simplePos x="0" y="0"/>
+            <wp:positionH relativeFrom="margin">
+              <wp:posOffset>-687070</wp:posOffset>
+            </wp:positionH>
+            <wp:positionV relativeFrom="paragraph">
+              <wp:posOffset>2837180</wp:posOffset>
+            </wp:positionV>
+            <wp:extent cx="2400935" cy="647700"/>
+            <wp:effectExtent l="0" t="0" r="0" b="0"/>
+            <wp:wrapSquare wrapText="bothSides"/>
+            <wp:docPr id="14" name="Imagem 14"/>
+            <wp:cNvGraphicFramePr>
+              <a:graphicFrameLocks xmlns:a="http://schemas.openxmlformats.org/drawingml/2006/main" noChangeAspect="1"/>
+            </wp:cNvGraphicFramePr>
+            <a:graphic xmlns:a="http://schemas.openxmlformats.org/drawingml/2006/main">
+              <a:graphicData uri="http://schemas.openxmlformats.org/drawingml/2006/picture">
+                <pic:pic xmlns:pic="http://schemas.openxmlformats.org/drawingml/2006/picture">
+                  <pic:nvPicPr>
+                    <pic:cNvPr id="0" name="Picture 4"/>
+                    <pic:cNvPicPr>
+                      <a:picLocks noChangeAspect="1" noChangeArrowheads="1"/>
+                    </pic:cNvPicPr>
+                  </pic:nvPicPr>
+                  <pic:blipFill>
+                    <a:blip r:embed="rId19">
+                      <a:extLst>
+                        <a:ext uri="{28A0092B-C50C-407E-A947-70E740481C1C}">
+                          <a14:useLocalDpi xmlns:a14="http://schemas.microsoft.com/office/drawing/2010/main" val="0"/>
+                        </a:ext>
+                      </a:extLst>
+                    </a:blip>
+                    <a:srcRect/>
+                    <a:stretch>
+                      <a:fillRect/>
+                    </a:stretch>
+                  </pic:blipFill>
+                  <pic:spPr bwMode="auto">
+                    <a:xfrm>
+                      <a:off x="0" y="0"/>
+                      <a:ext cx="2400935" cy="647700"/>
+                    </a:xfrm>
+                    <a:prstGeom prst="rect">
+                      <a:avLst/>
+                    </a:prstGeom>
+                    <a:noFill/>
+                  </pic:spPr>
+                </pic:pic>
+              </a:graphicData>
+            </a:graphic>
+          </wp:anchor>
+        </w:drawing>
+      </w:r>
+    </w:p>
+    <w:p/>
+    <w:p/>
+    <w:p/>
+    <w:p>
+      <w:r>
+        <w:t xml:space="preserve">11-A segunda </w:t>
+      </w:r>
+      <w:proofErr w:type="spellStart"/>
+      <w:r>
+        <w:t>div</w:t>
+      </w:r>
+      <w:proofErr w:type="spellEnd"/>
+      <w:r>
+        <w:t xml:space="preserve"> sendo acima do segundo título benefícios e fechando abaixo da última lista não ordenada.</w:t>
+      </w:r>
+    </w:p>
+    <w:p>
+      <w:r>
+        <w:t>E adicionamos a cor de fundo cinza claro</w:t>
+      </w:r>
+    </w:p>
+    <w:p>
+      <w:pPr>
+        <w:rPr>
+          <w:noProof/>
+        </w:rPr>
+      </w:pPr>
+    </w:p>
+    <w:p>
+      <w:r>
+        <w:rPr>
+          <w:noProof/>
+        </w:rPr>
+        <w:lastRenderedPageBreak/>
+        <w:drawing>
+          <wp:anchor distT="0" distB="0" distL="114300" distR="114300" simplePos="0" relativeHeight="251669504" behindDoc="0" locked="0" layoutInCell="1" allowOverlap="1" wp14:anchorId="7E089FF1">
+            <wp:simplePos x="0" y="0"/>
+            <wp:positionH relativeFrom="page">
+              <wp:posOffset>607060</wp:posOffset>
+            </wp:positionH>
+            <wp:positionV relativeFrom="paragraph">
+              <wp:posOffset>0</wp:posOffset>
+            </wp:positionV>
+            <wp:extent cx="2952750" cy="977175"/>
+            <wp:effectExtent l="0" t="0" r="0" b="0"/>
+            <wp:wrapSquare wrapText="bothSides"/>
+            <wp:docPr id="16" name="Imagem 16"/>
+            <wp:cNvGraphicFramePr>
+              <a:graphicFrameLocks xmlns:a="http://schemas.openxmlformats.org/drawingml/2006/main" noChangeAspect="1"/>
+            </wp:cNvGraphicFramePr>
+            <a:graphic xmlns:a="http://schemas.openxmlformats.org/drawingml/2006/main">
+              <a:graphicData uri="http://schemas.openxmlformats.org/drawingml/2006/picture">
+                <pic:pic xmlns:pic="http://schemas.openxmlformats.org/drawingml/2006/picture">
+                  <pic:nvPicPr>
+                    <pic:cNvPr id="0" name="Picture 6"/>
+                    <pic:cNvPicPr>
+                      <a:picLocks noChangeAspect="1" noChangeArrowheads="1"/>
+                    </pic:cNvPicPr>
+                  </pic:nvPicPr>
+                  <pic:blipFill>
+                    <a:blip r:embed="rId20">
+                      <a:extLst>
+                        <a:ext uri="{28A0092B-C50C-407E-A947-70E740481C1C}">
+                          <a14:useLocalDpi xmlns:a14="http://schemas.microsoft.com/office/drawing/2010/main" val="0"/>
+                        </a:ext>
+                      </a:extLst>
+                    </a:blip>
+                    <a:srcRect/>
+                    <a:stretch>
+                      <a:fillRect/>
+                    </a:stretch>
+                  </pic:blipFill>
+                  <pic:spPr bwMode="auto">
+                    <a:xfrm>
+                      <a:off x="0" y="0"/>
+                      <a:ext cx="2952750" cy="977175"/>
+                    </a:xfrm>
+                    <a:prstGeom prst="rect">
+                      <a:avLst/>
+                    </a:prstGeom>
+                    <a:noFill/>
+                  </pic:spPr>
+                </pic:pic>
+              </a:graphicData>
+            </a:graphic>
+            <wp14:sizeRelH relativeFrom="margin">
+              <wp14:pctWidth>0</wp14:pctWidth>
+            </wp14:sizeRelH>
+            <wp14:sizeRelV relativeFrom="margin">
+              <wp14:pctHeight>0</wp14:pctHeight>
+            </wp14:sizeRelV>
+          </wp:anchor>
+        </w:drawing>
+      </w:r>
+      <w:r>
+        <w:rPr>
+          <w:noProof/>
+        </w:rPr>
+        <w:drawing>
+          <wp:inline distT="0" distB="0" distL="0" distR="0" wp14:anchorId="01C3AAFC">
+            <wp:extent cx="2334260" cy="657225"/>
+            <wp:effectExtent l="0" t="0" r="8890" b="9525"/>
+            <wp:docPr id="17" name="Imagem 17"/>
+            <wp:cNvGraphicFramePr>
+              <a:graphicFrameLocks xmlns:a="http://schemas.openxmlformats.org/drawingml/2006/main" noChangeAspect="1"/>
+            </wp:cNvGraphicFramePr>
+            <a:graphic xmlns:a="http://schemas.openxmlformats.org/drawingml/2006/main">
+              <a:graphicData uri="http://schemas.openxmlformats.org/drawingml/2006/picture">
+                <pic:pic xmlns:pic="http://schemas.openxmlformats.org/drawingml/2006/picture">
+                  <pic:nvPicPr>
+                    <pic:cNvPr id="0" name="Picture 7"/>
+                    <pic:cNvPicPr>
+                      <a:picLocks noChangeAspect="1" noChangeArrowheads="1"/>
+                    </pic:cNvPicPr>
+                  </pic:nvPicPr>
+                  <pic:blipFill>
+                    <a:blip r:embed="rId21">
+                      <a:extLst>
+                        <a:ext uri="{28A0092B-C50C-407E-A947-70E740481C1C}">
+                          <a14:useLocalDpi xmlns:a14="http://schemas.microsoft.com/office/drawing/2010/main" val="0"/>
+                        </a:ext>
+                      </a:extLst>
+                    </a:blip>
+                    <a:srcRect/>
+                    <a:stretch>
+                      <a:fillRect/>
+                    </a:stretch>
+                  </pic:blipFill>
+                  <pic:spPr bwMode="auto">
+                    <a:xfrm>
+                      <a:off x="0" y="0"/>
+                      <a:ext cx="2334260" cy="657225"/>
+                    </a:xfrm>
+                    <a:prstGeom prst="rect">
+                      <a:avLst/>
+                    </a:prstGeom>
+                    <a:noFill/>
+                  </pic:spPr>
+                </pic:pic>
+              </a:graphicData>
+            </a:graphic>
+          </wp:inline>
+        </w:drawing>
+      </w:r>
+    </w:p>
+    <w:p/>
+    <w:p/>
+    <w:p>
+      <w:r>
+        <w:t>12-</w:t>
+      </w:r>
+      <w:r>
+        <w:t>Adicionamos</w:t>
+      </w:r>
+      <w:r>
+        <w:t xml:space="preserve"> uma imagem na </w:t>
+      </w:r>
+      <w:proofErr w:type="spellStart"/>
+      <w:r>
+        <w:t>div</w:t>
+      </w:r>
+      <w:proofErr w:type="spellEnd"/>
+      <w:r>
+        <w:t xml:space="preserve"> benefícios e reduzimos</w:t>
+      </w:r>
+      <w:r>
+        <w:t xml:space="preserve"> o tamanho da imagem através do </w:t>
+      </w:r>
+      <w:proofErr w:type="spellStart"/>
+      <w:r>
+        <w:t>css</w:t>
+      </w:r>
+      <w:proofErr w:type="spellEnd"/>
+      <w:r>
+        <w:t xml:space="preserve"> utilizando width:50%.</w:t>
+      </w:r>
+    </w:p>
+    <w:p>
+      <w:r>
+        <w:rPr>
+          <w:noProof/>
+        </w:rPr>
+        <w:drawing>
+          <wp:inline distT="0" distB="0" distL="0" distR="0" wp14:anchorId="49F14481">
+            <wp:extent cx="5620385" cy="352425"/>
+            <wp:effectExtent l="0" t="0" r="0" b="9525"/>
+            <wp:docPr id="18" name="Imagem 18"/>
+            <wp:cNvGraphicFramePr>
+              <a:graphicFrameLocks xmlns:a="http://schemas.openxmlformats.org/drawingml/2006/main" noChangeAspect="1"/>
+            </wp:cNvGraphicFramePr>
+            <a:graphic xmlns:a="http://schemas.openxmlformats.org/drawingml/2006/main">
+              <a:graphicData uri="http://schemas.openxmlformats.org/drawingml/2006/picture">
+                <pic:pic xmlns:pic="http://schemas.openxmlformats.org/drawingml/2006/picture">
+                  <pic:nvPicPr>
+                    <pic:cNvPr id="0" name="Picture 8"/>
+                    <pic:cNvPicPr>
+                      <a:picLocks noChangeAspect="1" noChangeArrowheads="1"/>
+                    </pic:cNvPicPr>
+                  </pic:nvPicPr>
+                  <pic:blipFill>
+                    <a:blip r:embed="rId22">
+                      <a:extLst>
+                        <a:ext uri="{28A0092B-C50C-407E-A947-70E740481C1C}">
+                          <a14:useLocalDpi xmlns:a14="http://schemas.microsoft.com/office/drawing/2010/main" val="0"/>
+                        </a:ext>
+                      </a:extLst>
+                    </a:blip>
+                    <a:srcRect/>
+                    <a:stretch>
+                      <a:fillRect/>
+                    </a:stretch>
+                  </pic:blipFill>
+                  <pic:spPr bwMode="auto">
+                    <a:xfrm>
+                      <a:off x="0" y="0"/>
+                      <a:ext cx="5620385" cy="352425"/>
+                    </a:xfrm>
+                    <a:prstGeom prst="rect">
+                      <a:avLst/>
+                    </a:prstGeom>
+                    <a:noFill/>
+                  </pic:spPr>
+                </pic:pic>
+              </a:graphicData>
+            </a:graphic>
+          </wp:inline>
+        </w:drawing>
+      </w:r>
+    </w:p>
+    <w:p>
+      <w:r>
+        <w:rPr>
+          <w:noProof/>
+        </w:rPr>
+        <w:drawing>
+          <wp:inline distT="0" distB="0" distL="0" distR="0" wp14:anchorId="165857FF">
+            <wp:extent cx="1400175" cy="704850"/>
+            <wp:effectExtent l="0" t="0" r="9525" b="0"/>
+            <wp:docPr id="19" name="Imagem 19"/>
+            <wp:cNvGraphicFramePr>
+              <a:graphicFrameLocks xmlns:a="http://schemas.openxmlformats.org/drawingml/2006/main" noChangeAspect="1"/>
+            </wp:cNvGraphicFramePr>
+            <a:graphic xmlns:a="http://schemas.openxmlformats.org/drawingml/2006/main">
+              <a:graphicData uri="http://schemas.openxmlformats.org/drawingml/2006/picture">
+                <pic:pic xmlns:pic="http://schemas.openxmlformats.org/drawingml/2006/picture">
+                  <pic:nvPicPr>
+                    <pic:cNvPr id="0" name="Picture 9"/>
+                    <pic:cNvPicPr>
+                      <a:picLocks noChangeAspect="1" noChangeArrowheads="1"/>
+                    </pic:cNvPicPr>
+                  </pic:nvPicPr>
+                  <pic:blipFill>
+                    <a:blip r:embed="rId23">
+                      <a:extLst>
+                        <a:ext uri="{28A0092B-C50C-407E-A947-70E740481C1C}">
+                          <a14:useLocalDpi xmlns:a14="http://schemas.microsoft.com/office/drawing/2010/main" val="0"/>
+                        </a:ext>
+                      </a:extLst>
+                    </a:blip>
+                    <a:srcRect/>
+                    <a:stretch>
+                      <a:fillRect/>
+                    </a:stretch>
+                  </pic:blipFill>
+                  <pic:spPr bwMode="auto">
+                    <a:xfrm>
+                      <a:off x="0" y="0"/>
+                      <a:ext cx="1400175" cy="704850"/>
+                    </a:xfrm>
+                    <a:prstGeom prst="rect">
+                      <a:avLst/>
+                    </a:prstGeom>
+                    <a:noFill/>
+                  </pic:spPr>
+                </pic:pic>
+              </a:graphicData>
+            </a:graphic>
+          </wp:inline>
+        </w:drawing>
+      </w:r>
+    </w:p>
+    <w:p>
+      <w:r>
+        <w:t xml:space="preserve">13-Para colocar a lista ao lado da imagem mudamos a natureza da lista utilizando </w:t>
+      </w:r>
+      <w:proofErr w:type="spellStart"/>
+      <w:r>
+        <w:t>display:inline-block</w:t>
+      </w:r>
+      <w:proofErr w:type="spellEnd"/>
+      <w:r>
+        <w:t xml:space="preserve"> conforme imagem abaixo.</w:t>
+      </w:r>
+    </w:p>
+    <w:p>
+      <w:r>
+        <w:rPr>
+          <w:noProof/>
+        </w:rPr>
+        <w:drawing>
+          <wp:anchor distT="0" distB="0" distL="114300" distR="114300" simplePos="0" relativeHeight="251670528" behindDoc="0" locked="0" layoutInCell="1" allowOverlap="1" wp14:anchorId="3F8FB16E">
+            <wp:simplePos x="0" y="0"/>
+            <wp:positionH relativeFrom="page">
+              <wp:posOffset>826135</wp:posOffset>
+            </wp:positionH>
+            <wp:positionV relativeFrom="paragraph">
+              <wp:posOffset>791845</wp:posOffset>
+            </wp:positionV>
+            <wp:extent cx="5059045" cy="2977833"/>
+            <wp:effectExtent l="0" t="0" r="8255" b="0"/>
+            <wp:wrapSquare wrapText="bothSides"/>
+            <wp:docPr id="21" name="Imagem 21"/>
+            <wp:cNvGraphicFramePr>
+              <a:graphicFrameLocks xmlns:a="http://schemas.openxmlformats.org/drawingml/2006/main" noChangeAspect="1"/>
+            </wp:cNvGraphicFramePr>
+            <a:graphic xmlns:a="http://schemas.openxmlformats.org/drawingml/2006/main">
+              <a:graphicData uri="http://schemas.openxmlformats.org/drawingml/2006/picture">
+                <pic:pic xmlns:pic="http://schemas.openxmlformats.org/drawingml/2006/picture">
+                  <pic:nvPicPr>
+                    <pic:cNvPr id="0" name="Picture 11"/>
+                    <pic:cNvPicPr>
+                      <a:picLocks noChangeAspect="1" noChangeArrowheads="1"/>
+                    </pic:cNvPicPr>
+                  </pic:nvPicPr>
+                  <pic:blipFill>
+                    <a:blip r:embed="rId24">
+                      <a:extLst>
+                        <a:ext uri="{28A0092B-C50C-407E-A947-70E740481C1C}">
+                          <a14:useLocalDpi xmlns:a14="http://schemas.microsoft.com/office/drawing/2010/main" val="0"/>
+                        </a:ext>
+                      </a:extLst>
+                    </a:blip>
+                    <a:srcRect/>
+                    <a:stretch>
+                      <a:fillRect/>
+                    </a:stretch>
+                  </pic:blipFill>
+                  <pic:spPr bwMode="auto">
+                    <a:xfrm>
+                      <a:off x="0" y="0"/>
+                      <a:ext cx="5059045" cy="2977833"/>
+                    </a:xfrm>
+                    <a:prstGeom prst="rect">
+                      <a:avLst/>
+                    </a:prstGeom>
+                    <a:noFill/>
+                  </pic:spPr>
+                </pic:pic>
+              </a:graphicData>
+            </a:graphic>
+            <wp14:sizeRelH relativeFrom="margin">
+              <wp14:pctWidth>0</wp14:pctWidth>
+            </wp14:sizeRelH>
+            <wp14:sizeRelV relativeFrom="margin">
+              <wp14:pctHeight>0</wp14:pctHeight>
+            </wp14:sizeRelV>
+          </wp:anchor>
+        </w:drawing>
+      </w:r>
+      <w:r>
+        <w:rPr>
+          <w:noProof/>
+        </w:rPr>
+        <w:drawing>
+          <wp:inline distT="0" distB="0" distL="0" distR="0" wp14:anchorId="05734E6D">
+            <wp:extent cx="2057400" cy="638175"/>
+            <wp:effectExtent l="0" t="0" r="0" b="9525"/>
+            <wp:docPr id="20" name="Imagem 20"/>
+            <wp:cNvGraphicFramePr>
+              <a:graphicFrameLocks xmlns:a="http://schemas.openxmlformats.org/drawingml/2006/main" noChangeAspect="1"/>
+            </wp:cNvGraphicFramePr>
+            <a:graphic xmlns:a="http://schemas.openxmlformats.org/drawingml/2006/main">
+              <a:graphicData uri="http://schemas.openxmlformats.org/drawingml/2006/picture">
+                <pic:pic xmlns:pic="http://schemas.openxmlformats.org/drawingml/2006/picture">
+                  <pic:nvPicPr>
+                    <pic:cNvPr id="0" name="Picture 10"/>
+                    <pic:cNvPicPr>
+                      <a:picLocks noChangeAspect="1" noChangeArrowheads="1"/>
+                    </pic:cNvPicPr>
+                  </pic:nvPicPr>
+                  <pic:blipFill>
+                    <a:blip r:embed="rId25">
+                      <a:extLst>
+                        <a:ext uri="{28A0092B-C50C-407E-A947-70E740481C1C}">
+                          <a14:useLocalDpi xmlns:a14="http://schemas.microsoft.com/office/drawing/2010/main" val="0"/>
+                        </a:ext>
+                      </a:extLst>
+                    </a:blip>
+                    <a:srcRect/>
+                    <a:stretch>
+                      <a:fillRect/>
+                    </a:stretch>
+                  </pic:blipFill>
+                  <pic:spPr bwMode="auto">
+                    <a:xfrm>
+                      <a:off x="0" y="0"/>
+                      <a:ext cx="2057400" cy="638175"/>
+                    </a:xfrm>
+                    <a:prstGeom prst="rect">
+                      <a:avLst/>
+                    </a:prstGeom>
+                    <a:noFill/>
+                  </pic:spPr>
+                </pic:pic>
+              </a:graphicData>
+            </a:graphic>
+          </wp:inline>
+        </w:drawing>
+      </w:r>
+    </w:p>
+    <w:p/>
+    <w:p/>
+    <w:p/>
+    <w:p/>
+    <w:p/>
+    <w:p/>
+    <w:p/>
+    <w:p/>
+    <w:p/>
+    <w:p/>
+    <w:p/>
+    <w:p>
+      <w:r>
+        <w:t>14-</w:t>
+      </w:r>
+      <w:r>
+        <w:t>Para</w:t>
+      </w:r>
+      <w:r>
+        <w:t xml:space="preserve"> alinhar a lista ao topo de imagem utilizamos </w:t>
+      </w:r>
+      <w:r>
+        <w:t>os seguintes comandos:</w:t>
+      </w:r>
+    </w:p>
+    <w:p>
+      <w:r>
+        <w:rPr>
+          <w:noProof/>
+        </w:rPr>
+        <w:drawing>
+          <wp:inline distT="0" distB="0" distL="0" distR="0" wp14:anchorId="0325DC26">
+            <wp:extent cx="2124075" cy="752475"/>
+            <wp:effectExtent l="0" t="0" r="9525" b="9525"/>
+            <wp:docPr id="24" name="Imagem 24"/>
+            <wp:cNvGraphicFramePr>
+              <a:graphicFrameLocks xmlns:a="http://schemas.openxmlformats.org/drawingml/2006/main" noChangeAspect="1"/>
+            </wp:cNvGraphicFramePr>
+            <a:graphic xmlns:a="http://schemas.openxmlformats.org/drawingml/2006/main">
+              <a:graphicData uri="http://schemas.openxmlformats.org/drawingml/2006/picture">
+                <pic:pic xmlns:pic="http://schemas.openxmlformats.org/drawingml/2006/picture">
+                  <pic:nvPicPr>
+                    <pic:cNvPr id="0" name="Picture 14"/>
+                    <pic:cNvPicPr>
+                      <a:picLocks noChangeAspect="1" noChangeArrowheads="1"/>
+                    </pic:cNvPicPr>
+                  </pic:nvPicPr>
+                  <pic:blipFill>
+                    <a:blip r:embed="rId26">
+                      <a:extLst>
+                        <a:ext uri="{28A0092B-C50C-407E-A947-70E740481C1C}">
+                          <a14:useLocalDpi xmlns:a14="http://schemas.microsoft.com/office/drawing/2010/main" val="0"/>
+                        </a:ext>
+                      </a:extLst>
+                    </a:blip>
+                    <a:srcRect/>
+                    <a:stretch>
+                      <a:fillRect/>
+                    </a:stretch>
+                  </pic:blipFill>
+                  <pic:spPr bwMode="auto">
+                    <a:xfrm>
+                      <a:off x="0" y="0"/>
+                      <a:ext cx="2124075" cy="752475"/>
+                    </a:xfrm>
+                    <a:prstGeom prst="rect">
+                      <a:avLst/>
+                    </a:prstGeom>
+                    <a:noFill/>
+                  </pic:spPr>
+                </pic:pic>
+              </a:graphicData>
+            </a:graphic>
+          </wp:inline>
+        </w:drawing>
+      </w:r>
+    </w:p>
+    <w:p>
+      <w:r>
+        <w:rPr>
+          <w:noProof/>
+        </w:rPr>
+        <w:lastRenderedPageBreak/>
+        <w:drawing>
+          <wp:anchor distT="0" distB="0" distL="114300" distR="114300" simplePos="0" relativeHeight="251671552" behindDoc="0" locked="0" layoutInCell="1" allowOverlap="1" wp14:anchorId="098180E7">
+            <wp:simplePos x="0" y="0"/>
+            <wp:positionH relativeFrom="margin">
+              <wp:posOffset>-308610</wp:posOffset>
+            </wp:positionH>
+            <wp:positionV relativeFrom="paragraph">
+              <wp:posOffset>0</wp:posOffset>
+            </wp:positionV>
+            <wp:extent cx="6057900" cy="3366135"/>
+            <wp:effectExtent l="0" t="0" r="0" b="5715"/>
+            <wp:wrapSquare wrapText="bothSides"/>
+            <wp:docPr id="25" name="Imagem 25"/>
+            <wp:cNvGraphicFramePr>
+              <a:graphicFrameLocks xmlns:a="http://schemas.openxmlformats.org/drawingml/2006/main" noChangeAspect="1"/>
+            </wp:cNvGraphicFramePr>
+            <a:graphic xmlns:a="http://schemas.openxmlformats.org/drawingml/2006/main">
+              <a:graphicData uri="http://schemas.openxmlformats.org/drawingml/2006/picture">
+                <pic:pic xmlns:pic="http://schemas.openxmlformats.org/drawingml/2006/picture">
+                  <pic:nvPicPr>
+                    <pic:cNvPr id="0" name="Picture 15"/>
+                    <pic:cNvPicPr>
+                      <a:picLocks noChangeAspect="1" noChangeArrowheads="1"/>
+                    </pic:cNvPicPr>
+                  </pic:nvPicPr>
+                  <pic:blipFill>
+                    <a:blip r:embed="rId27">
+                      <a:extLst>
+                        <a:ext uri="{28A0092B-C50C-407E-A947-70E740481C1C}">
+                          <a14:useLocalDpi xmlns:a14="http://schemas.microsoft.com/office/drawing/2010/main" val="0"/>
+                        </a:ext>
+                      </a:extLst>
+                    </a:blip>
+                    <a:srcRect/>
+                    <a:stretch>
+                      <a:fillRect/>
+                    </a:stretch>
+                  </pic:blipFill>
+                  <pic:spPr bwMode="auto">
+                    <a:xfrm>
+                      <a:off x="0" y="0"/>
+                      <a:ext cx="6057900" cy="3366135"/>
+                    </a:xfrm>
+                    <a:prstGeom prst="rect">
+                      <a:avLst/>
+                    </a:prstGeom>
+                    <a:noFill/>
+                  </pic:spPr>
+                </pic:pic>
+              </a:graphicData>
+            </a:graphic>
+            <wp14:sizeRelH relativeFrom="margin">
+              <wp14:pctWidth>0</wp14:pctWidth>
+            </wp14:sizeRelH>
+            <wp14:sizeRelV relativeFrom="margin">
+              <wp14:pctHeight>0</wp14:pctHeight>
+            </wp14:sizeRelV>
+          </wp:anchor>
+        </w:drawing>
+      </w:r>
+      <w:r>
+        <w:t>15-Ainda trabalhando com a lista definimos um tamanho para que ela ocupe 20% de largura e colocamos um espaço externo do lado direito de 15% obtendo os seguintes resultados.</w:t>
+      </w:r>
+    </w:p>
+    <w:p>
+      <w:r>
+        <w:rPr>
+          <w:noProof/>
+        </w:rPr>
+        <w:drawing>
+          <wp:inline distT="0" distB="0" distL="0" distR="0" wp14:anchorId="5E519247">
+            <wp:extent cx="2315210" cy="1114425"/>
+            <wp:effectExtent l="0" t="0" r="8890" b="9525"/>
+            <wp:docPr id="26" name="Imagem 26"/>
+            <wp:cNvGraphicFramePr>
+              <a:graphicFrameLocks xmlns:a="http://schemas.openxmlformats.org/drawingml/2006/main" noChangeAspect="1"/>
+            </wp:cNvGraphicFramePr>
+            <a:graphic xmlns:a="http://schemas.openxmlformats.org/drawingml/2006/main">
+              <a:graphicData uri="http://schemas.openxmlformats.org/drawingml/2006/picture">
+                <pic:pic xmlns:pic="http://schemas.openxmlformats.org/drawingml/2006/picture">
+                  <pic:nvPicPr>
+                    <pic:cNvPr id="0" name="Picture 16"/>
+                    <pic:cNvPicPr>
+                      <a:picLocks noChangeAspect="1" noChangeArrowheads="1"/>
+                    </pic:cNvPicPr>
+                  </pic:nvPicPr>
+                  <pic:blipFill>
+                    <a:blip r:embed="rId28">
+                      <a:extLst>
+                        <a:ext uri="{28A0092B-C50C-407E-A947-70E740481C1C}">
+                          <a14:useLocalDpi xmlns:a14="http://schemas.microsoft.com/office/drawing/2010/main" val="0"/>
+                        </a:ext>
+                      </a:extLst>
+                    </a:blip>
+                    <a:srcRect/>
+                    <a:stretch>
+                      <a:fillRect/>
+                    </a:stretch>
+                  </pic:blipFill>
+                  <pic:spPr bwMode="auto">
+                    <a:xfrm>
+                      <a:off x="0" y="0"/>
+                      <a:ext cx="2315210" cy="1114425"/>
+                    </a:xfrm>
+                    <a:prstGeom prst="rect">
+                      <a:avLst/>
+                    </a:prstGeom>
+                    <a:noFill/>
+                  </pic:spPr>
+                </pic:pic>
+              </a:graphicData>
+            </a:graphic>
+          </wp:inline>
+        </w:drawing>
+      </w:r>
+    </w:p>
+    <w:p>
+      <w:r>
+        <w:rPr>
+          <w:noProof/>
+        </w:rPr>
+        <w:drawing>
+          <wp:inline distT="0" distB="0" distL="0" distR="0" wp14:anchorId="6CBA2B87">
+            <wp:extent cx="6057900" cy="3155271"/>
+            <wp:effectExtent l="0" t="0" r="0" b="7620"/>
+            <wp:docPr id="27" name="Imagem 27"/>
+            <wp:cNvGraphicFramePr>
+              <a:graphicFrameLocks xmlns:a="http://schemas.openxmlformats.org/drawingml/2006/main" noChangeAspect="1"/>
+            </wp:cNvGraphicFramePr>
+            <a:graphic xmlns:a="http://schemas.openxmlformats.org/drawingml/2006/main">
+              <a:graphicData uri="http://schemas.openxmlformats.org/drawingml/2006/picture">
+                <pic:pic xmlns:pic="http://schemas.openxmlformats.org/drawingml/2006/picture">
+                  <pic:nvPicPr>
+                    <pic:cNvPr id="0" name="Picture 17"/>
+                    <pic:cNvPicPr>
+                      <a:picLocks noChangeAspect="1" noChangeArrowheads="1"/>
+                    </pic:cNvPicPr>
+                  </pic:nvPicPr>
+                  <pic:blipFill>
+                    <a:blip r:embed="rId29">
+                      <a:extLst>
+                        <a:ext uri="{28A0092B-C50C-407E-A947-70E740481C1C}">
+                          <a14:useLocalDpi xmlns:a14="http://schemas.microsoft.com/office/drawing/2010/main" val="0"/>
+                        </a:ext>
+                      </a:extLst>
+                    </a:blip>
+                    <a:srcRect/>
+                    <a:stretch>
+                      <a:fillRect/>
+                    </a:stretch>
+                  </pic:blipFill>
+                  <pic:spPr bwMode="auto">
+                    <a:xfrm>
+                      <a:off x="0" y="0"/>
+                      <a:ext cx="6224883" cy="3242244"/>
+                    </a:xfrm>
+                    <a:prstGeom prst="rect">
+                      <a:avLst/>
+                    </a:prstGeom>
+                    <a:noFill/>
+                  </pic:spPr>
+                </pic:pic>
+              </a:graphicData>
+            </a:graphic>
+          </wp:inline>
+        </w:drawing>
+      </w:r>
+    </w:p>
+    <w:p>
+      <w:r>
+        <w:t xml:space="preserve">16- Na </w:t>
+      </w:r>
+      <w:proofErr w:type="spellStart"/>
+      <w:r>
+        <w:t>div</w:t>
+      </w:r>
+      <w:proofErr w:type="spellEnd"/>
+      <w:r>
+        <w:t xml:space="preserve"> benefícios centralizamos o subtítulo h2</w:t>
+      </w:r>
+    </w:p>
+    <w:p>
+      <w:r>
+        <w:rPr>
+          <w:noProof/>
+        </w:rPr>
+        <w:lastRenderedPageBreak/>
+        <w:drawing>
+          <wp:inline distT="0" distB="0" distL="0" distR="0" wp14:anchorId="6618FE44">
+            <wp:extent cx="1695450" cy="597223"/>
+            <wp:effectExtent l="0" t="0" r="0" b="0"/>
+            <wp:docPr id="28" name="Imagem 28"/>
+            <wp:cNvGraphicFramePr>
+              <a:graphicFrameLocks xmlns:a="http://schemas.openxmlformats.org/drawingml/2006/main" noChangeAspect="1"/>
+            </wp:cNvGraphicFramePr>
+            <a:graphic xmlns:a="http://schemas.openxmlformats.org/drawingml/2006/main">
+              <a:graphicData uri="http://schemas.openxmlformats.org/drawingml/2006/picture">
+                <pic:pic xmlns:pic="http://schemas.openxmlformats.org/drawingml/2006/picture">
+                  <pic:nvPicPr>
+                    <pic:cNvPr id="0" name="Picture 18"/>
+                    <pic:cNvPicPr>
+                      <a:picLocks noChangeAspect="1" noChangeArrowheads="1"/>
+                    </pic:cNvPicPr>
+                  </pic:nvPicPr>
+                  <pic:blipFill>
+                    <a:blip r:embed="rId30">
+                      <a:extLst>
+                        <a:ext uri="{28A0092B-C50C-407E-A947-70E740481C1C}">
+                          <a14:useLocalDpi xmlns:a14="http://schemas.microsoft.com/office/drawing/2010/main" val="0"/>
+                        </a:ext>
+                      </a:extLst>
+                    </a:blip>
+                    <a:srcRect/>
+                    <a:stretch>
+                      <a:fillRect/>
+                    </a:stretch>
+                  </pic:blipFill>
+                  <pic:spPr bwMode="auto">
+                    <a:xfrm>
+                      <a:off x="0" y="0"/>
+                      <a:ext cx="1716344" cy="604583"/>
+                    </a:xfrm>
+                    <a:prstGeom prst="rect">
+                      <a:avLst/>
+                    </a:prstGeom>
+                    <a:noFill/>
+                  </pic:spPr>
+                </pic:pic>
+              </a:graphicData>
+            </a:graphic>
+          </wp:inline>
+        </w:drawing>
+      </w:r>
+    </w:p>
+    <w:p>
+      <w:r>
+        <w:t xml:space="preserve">17-na </w:t>
+      </w:r>
+      <w:proofErr w:type="spellStart"/>
+      <w:r>
+        <w:t>div</w:t>
+      </w:r>
+      <w:proofErr w:type="spellEnd"/>
+      <w:r>
+        <w:t xml:space="preserve"> principal inserimos um espaço interno tanto para </w:t>
+      </w:r>
+      <w:proofErr w:type="spellStart"/>
+      <w:proofErr w:type="gramStart"/>
+      <w:r>
+        <w:t>cima,direita</w:t>
+      </w:r>
+      <w:proofErr w:type="gramEnd"/>
+      <w:r>
+        <w:t>,baixo</w:t>
+      </w:r>
+      <w:proofErr w:type="spellEnd"/>
+      <w:r>
+        <w:t xml:space="preserve"> e esquerda conforme </w:t>
+      </w:r>
+      <w:r>
+        <w:t>código:</w:t>
+      </w:r>
+    </w:p>
+    <w:p>
+      <w:r>
+        <w:rPr>
+          <w:noProof/>
+        </w:rPr>
+        <w:drawing>
+          <wp:anchor distT="0" distB="0" distL="114300" distR="114300" simplePos="0" relativeHeight="251672576" behindDoc="0" locked="0" layoutInCell="1" allowOverlap="1" wp14:anchorId="0EB1ACF9">
+            <wp:simplePos x="0" y="0"/>
+            <wp:positionH relativeFrom="page">
+              <wp:posOffset>247650</wp:posOffset>
+            </wp:positionH>
+            <wp:positionV relativeFrom="paragraph">
+              <wp:posOffset>1061720</wp:posOffset>
+            </wp:positionV>
+            <wp:extent cx="6770370" cy="1238250"/>
+            <wp:effectExtent l="0" t="0" r="0" b="0"/>
+            <wp:wrapSquare wrapText="bothSides"/>
+            <wp:docPr id="30" name="Imagem 30"/>
+            <wp:cNvGraphicFramePr>
+              <a:graphicFrameLocks xmlns:a="http://schemas.openxmlformats.org/drawingml/2006/main" noChangeAspect="1"/>
+            </wp:cNvGraphicFramePr>
+            <a:graphic xmlns:a="http://schemas.openxmlformats.org/drawingml/2006/main">
+              <a:graphicData uri="http://schemas.openxmlformats.org/drawingml/2006/picture">
+                <pic:pic xmlns:pic="http://schemas.openxmlformats.org/drawingml/2006/picture">
+                  <pic:nvPicPr>
+                    <pic:cNvPr id="0" name="Picture 20"/>
+                    <pic:cNvPicPr>
+                      <a:picLocks noChangeAspect="1" noChangeArrowheads="1"/>
+                    </pic:cNvPicPr>
+                  </pic:nvPicPr>
+                  <pic:blipFill>
+                    <a:blip r:embed="rId31">
+                      <a:extLst>
+                        <a:ext uri="{28A0092B-C50C-407E-A947-70E740481C1C}">
+                          <a14:useLocalDpi xmlns:a14="http://schemas.microsoft.com/office/drawing/2010/main" val="0"/>
+                        </a:ext>
+                      </a:extLst>
+                    </a:blip>
+                    <a:srcRect/>
+                    <a:stretch>
+                      <a:fillRect/>
+                    </a:stretch>
+                  </pic:blipFill>
+                  <pic:spPr bwMode="auto">
+                    <a:xfrm>
+                      <a:off x="0" y="0"/>
+                      <a:ext cx="6770370" cy="1238250"/>
+                    </a:xfrm>
+                    <a:prstGeom prst="rect">
+                      <a:avLst/>
+                    </a:prstGeom>
+                    <a:noFill/>
+                  </pic:spPr>
+                </pic:pic>
+              </a:graphicData>
+            </a:graphic>
+            <wp14:sizeRelH relativeFrom="margin">
+              <wp14:pctWidth>0</wp14:pctWidth>
+            </wp14:sizeRelH>
+            <wp14:sizeRelV relativeFrom="margin">
+              <wp14:pctHeight>0</wp14:pctHeight>
+            </wp14:sizeRelV>
+          </wp:anchor>
+        </w:drawing>
+      </w:r>
+      <w:r>
+        <w:rPr>
+          <w:noProof/>
+        </w:rPr>
+        <w:drawing>
+          <wp:inline distT="0" distB="0" distL="0" distR="0" wp14:anchorId="4BACA171">
+            <wp:extent cx="2334260" cy="809625"/>
+            <wp:effectExtent l="0" t="0" r="8890" b="9525"/>
+            <wp:docPr id="29" name="Imagem 29"/>
+            <wp:cNvGraphicFramePr>
+              <a:graphicFrameLocks xmlns:a="http://schemas.openxmlformats.org/drawingml/2006/main" noChangeAspect="1"/>
+            </wp:cNvGraphicFramePr>
+            <a:graphic xmlns:a="http://schemas.openxmlformats.org/drawingml/2006/main">
+              <a:graphicData uri="http://schemas.openxmlformats.org/drawingml/2006/picture">
+                <pic:pic xmlns:pic="http://schemas.openxmlformats.org/drawingml/2006/picture">
+                  <pic:nvPicPr>
+                    <pic:cNvPr id="0" name="Picture 19"/>
+                    <pic:cNvPicPr>
+                      <a:picLocks noChangeAspect="1" noChangeArrowheads="1"/>
+                    </pic:cNvPicPr>
+                  </pic:nvPicPr>
+                  <pic:blipFill>
+                    <a:blip r:embed="rId32">
+                      <a:extLst>
+                        <a:ext uri="{28A0092B-C50C-407E-A947-70E740481C1C}">
+                          <a14:useLocalDpi xmlns:a14="http://schemas.microsoft.com/office/drawing/2010/main" val="0"/>
+                        </a:ext>
+                      </a:extLst>
+                    </a:blip>
+                    <a:srcRect/>
+                    <a:stretch>
+                      <a:fillRect/>
+                    </a:stretch>
+                  </pic:blipFill>
+                  <pic:spPr bwMode="auto">
+                    <a:xfrm>
+                      <a:off x="0" y="0"/>
+                      <a:ext cx="2334260" cy="809625"/>
+                    </a:xfrm>
+                    <a:prstGeom prst="rect">
+                      <a:avLst/>
+                    </a:prstGeom>
+                    <a:noFill/>
+                  </pic:spPr>
+                </pic:pic>
+              </a:graphicData>
+            </a:graphic>
+          </wp:inline>
+        </w:drawing>
+      </w:r>
+    </w:p>
+    <w:p/>
+    <w:p>
+      <w:r>
+        <w:t xml:space="preserve">18-Para melhor deixar o código mais limpo criamos uma </w:t>
+      </w:r>
+      <w:proofErr w:type="spellStart"/>
+      <w:r>
+        <w:t>class</w:t>
+      </w:r>
+      <w:proofErr w:type="spellEnd"/>
+      <w:r>
+        <w:t xml:space="preserve"> que centraliza todos os títulos-subtítulos dessa forma para reduzir os códigos.</w:t>
+      </w:r>
+    </w:p>
+    <w:p>
+      <w:r>
+        <w:rPr>
+          <w:noProof/>
+        </w:rPr>
+        <w:drawing>
+          <wp:anchor distT="0" distB="0" distL="114300" distR="114300" simplePos="0" relativeHeight="251673600" behindDoc="0" locked="0" layoutInCell="1" allowOverlap="1" wp14:anchorId="5B68AC6B">
+            <wp:simplePos x="0" y="0"/>
+            <wp:positionH relativeFrom="column">
+              <wp:posOffset>-60960</wp:posOffset>
+            </wp:positionH>
+            <wp:positionV relativeFrom="paragraph">
+              <wp:posOffset>749935</wp:posOffset>
+            </wp:positionV>
+            <wp:extent cx="5125085" cy="190500"/>
+            <wp:effectExtent l="0" t="0" r="0" b="0"/>
+            <wp:wrapSquare wrapText="bothSides"/>
+            <wp:docPr id="32" name="Imagem 32"/>
+            <wp:cNvGraphicFramePr>
+              <a:graphicFrameLocks xmlns:a="http://schemas.openxmlformats.org/drawingml/2006/main" noChangeAspect="1"/>
+            </wp:cNvGraphicFramePr>
+            <a:graphic xmlns:a="http://schemas.openxmlformats.org/drawingml/2006/main">
+              <a:graphicData uri="http://schemas.openxmlformats.org/drawingml/2006/picture">
+                <pic:pic xmlns:pic="http://schemas.openxmlformats.org/drawingml/2006/picture">
+                  <pic:nvPicPr>
+                    <pic:cNvPr id="0" name="Picture 22"/>
+                    <pic:cNvPicPr>
+                      <a:picLocks noChangeAspect="1" noChangeArrowheads="1"/>
+                    </pic:cNvPicPr>
+                  </pic:nvPicPr>
+                  <pic:blipFill>
+                    <a:blip r:embed="rId33">
+                      <a:extLst>
+                        <a:ext uri="{28A0092B-C50C-407E-A947-70E740481C1C}">
+                          <a14:useLocalDpi xmlns:a14="http://schemas.microsoft.com/office/drawing/2010/main" val="0"/>
+                        </a:ext>
+                      </a:extLst>
+                    </a:blip>
+                    <a:srcRect/>
+                    <a:stretch>
+                      <a:fillRect/>
+                    </a:stretch>
+                  </pic:blipFill>
+                  <pic:spPr bwMode="auto">
+                    <a:xfrm>
+                      <a:off x="0" y="0"/>
+                      <a:ext cx="5125085" cy="190500"/>
+                    </a:xfrm>
+                    <a:prstGeom prst="rect">
+                      <a:avLst/>
+                    </a:prstGeom>
+                    <a:noFill/>
+                  </pic:spPr>
+                </pic:pic>
+              </a:graphicData>
+            </a:graphic>
+          </wp:anchor>
+        </w:drawing>
+      </w:r>
+      <w:r>
+        <w:rPr>
+          <w:noProof/>
+        </w:rPr>
+        <w:drawing>
+          <wp:inline distT="0" distB="0" distL="0" distR="0" wp14:anchorId="5E1B5572">
+            <wp:extent cx="2066925" cy="666750"/>
+            <wp:effectExtent l="0" t="0" r="9525" b="0"/>
+            <wp:docPr id="31" name="Imagem 31"/>
+            <wp:cNvGraphicFramePr>
+              <a:graphicFrameLocks xmlns:a="http://schemas.openxmlformats.org/drawingml/2006/main" noChangeAspect="1"/>
+            </wp:cNvGraphicFramePr>
+            <a:graphic xmlns:a="http://schemas.openxmlformats.org/drawingml/2006/main">
+              <a:graphicData uri="http://schemas.openxmlformats.org/drawingml/2006/picture">
+                <pic:pic xmlns:pic="http://schemas.openxmlformats.org/drawingml/2006/picture">
+                  <pic:nvPicPr>
+                    <pic:cNvPr id="0" name="Picture 21"/>
+                    <pic:cNvPicPr>
+                      <a:picLocks noChangeAspect="1" noChangeArrowheads="1"/>
+                    </pic:cNvPicPr>
+                  </pic:nvPicPr>
+                  <pic:blipFill>
+                    <a:blip r:embed="rId34">
+                      <a:extLst>
+                        <a:ext uri="{28A0092B-C50C-407E-A947-70E740481C1C}">
+                          <a14:useLocalDpi xmlns:a14="http://schemas.microsoft.com/office/drawing/2010/main" val="0"/>
+                        </a:ext>
+                      </a:extLst>
+                    </a:blip>
+                    <a:srcRect/>
+                    <a:stretch>
+                      <a:fillRect/>
+                    </a:stretch>
+                  </pic:blipFill>
+                  <pic:spPr bwMode="auto">
+                    <a:xfrm>
+                      <a:off x="0" y="0"/>
+                      <a:ext cx="2066925" cy="666750"/>
+                    </a:xfrm>
+                    <a:prstGeom prst="rect">
+                      <a:avLst/>
+                    </a:prstGeom>
+                    <a:noFill/>
+                  </pic:spPr>
+                </pic:pic>
+              </a:graphicData>
+            </a:graphic>
+          </wp:inline>
+        </w:drawing>
+      </w:r>
+    </w:p>
+    <w:p>
+      <w:r>
+        <w:rPr>
+          <w:noProof/>
+        </w:rPr>
+        <w:drawing>
+          <wp:anchor distT="0" distB="0" distL="114300" distR="114300" simplePos="0" relativeHeight="251674624" behindDoc="0" locked="0" layoutInCell="1" allowOverlap="1" wp14:anchorId="36E7E490">
+            <wp:simplePos x="0" y="0"/>
+            <wp:positionH relativeFrom="column">
+              <wp:posOffset>-80010</wp:posOffset>
+            </wp:positionH>
+            <wp:positionV relativeFrom="paragraph">
+              <wp:posOffset>281940</wp:posOffset>
+            </wp:positionV>
+            <wp:extent cx="3582035" cy="228600"/>
+            <wp:effectExtent l="0" t="0" r="0" b="0"/>
+            <wp:wrapSquare wrapText="bothSides"/>
+            <wp:docPr id="33" name="Imagem 33"/>
+            <wp:cNvGraphicFramePr>
+              <a:graphicFrameLocks xmlns:a="http://schemas.openxmlformats.org/drawingml/2006/main" noChangeAspect="1"/>
+            </wp:cNvGraphicFramePr>
+            <a:graphic xmlns:a="http://schemas.openxmlformats.org/drawingml/2006/main">
+              <a:graphicData uri="http://schemas.openxmlformats.org/drawingml/2006/picture">
+                <pic:pic xmlns:pic="http://schemas.openxmlformats.org/drawingml/2006/picture">
+                  <pic:nvPicPr>
+                    <pic:cNvPr id="0" name="Picture 23"/>
+                    <pic:cNvPicPr>
+                      <a:picLocks noChangeAspect="1" noChangeArrowheads="1"/>
+                    </pic:cNvPicPr>
+                  </pic:nvPicPr>
+                  <pic:blipFill>
+                    <a:blip r:embed="rId35">
+                      <a:extLst>
+                        <a:ext uri="{28A0092B-C50C-407E-A947-70E740481C1C}">
+                          <a14:useLocalDpi xmlns:a14="http://schemas.microsoft.com/office/drawing/2010/main" val="0"/>
+                        </a:ext>
+                      </a:extLst>
+                    </a:blip>
+                    <a:srcRect/>
+                    <a:stretch>
+                      <a:fillRect/>
+                    </a:stretch>
+                  </pic:blipFill>
+                  <pic:spPr bwMode="auto">
+                    <a:xfrm>
+                      <a:off x="0" y="0"/>
+                      <a:ext cx="3582035" cy="228600"/>
+                    </a:xfrm>
+                    <a:prstGeom prst="rect">
+                      <a:avLst/>
+                    </a:prstGeom>
+                    <a:noFill/>
+                  </pic:spPr>
+                </pic:pic>
+              </a:graphicData>
+            </a:graphic>
+          </wp:anchor>
+        </w:drawing>
+      </w:r>
+    </w:p>
+    <w:p/>
+    <w:p>
+      <w:r>
+        <w:t>19-</w:t>
+      </w:r>
+      <w:r>
+        <w:t xml:space="preserve">Criamos dois arquivos no projeto produtos.html e o produtos.css e ligamos o </w:t>
+      </w:r>
+      <w:proofErr w:type="spellStart"/>
+      <w:r>
+        <w:t>css</w:t>
+      </w:r>
+      <w:proofErr w:type="spellEnd"/>
+      <w:r>
+        <w:t xml:space="preserve"> no produtos.html.</w:t>
+      </w:r>
+    </w:p>
+    <w:p>
+      <w:r>
+        <w:rPr>
+          <w:noProof/>
+        </w:rPr>
+        <w:drawing>
+          <wp:inline distT="0" distB="0" distL="0" distR="0" wp14:anchorId="2EA5ED53" wp14:editId="26226B56">
+            <wp:extent cx="1314633" cy="1714739"/>
+            <wp:effectExtent l="0" t="0" r="0" b="0"/>
+            <wp:docPr id="15" name="Imagem 15"/>
+            <wp:cNvGraphicFramePr>
+              <a:graphicFrameLocks xmlns:a="http://schemas.openxmlformats.org/drawingml/2006/main" noChangeAspect="1"/>
+            </wp:cNvGraphicFramePr>
+            <a:graphic xmlns:a="http://schemas.openxmlformats.org/drawingml/2006/main">
+              <a:graphicData uri="http://schemas.openxmlformats.org/drawingml/2006/picture">
+                <pic:pic xmlns:pic="http://schemas.openxmlformats.org/drawingml/2006/picture">
+                  <pic:nvPicPr>
+                    <pic:cNvPr id="1" name=""/>
+                    <pic:cNvPicPr/>
+                  </pic:nvPicPr>
+                  <pic:blipFill>
+                    <a:blip r:embed="rId36"/>
+                    <a:stretch>
+                      <a:fillRect/>
+                    </a:stretch>
+                  </pic:blipFill>
+                  <pic:spPr>
+                    <a:xfrm>
+                      <a:off x="0" y="0"/>
+                      <a:ext cx="1314633" cy="1714739"/>
+                    </a:xfrm>
+                    <a:prstGeom prst="rect">
+                      <a:avLst/>
+                    </a:prstGeom>
+                  </pic:spPr>
+                </pic:pic>
+              </a:graphicData>
+            </a:graphic>
+          </wp:inline>
+        </w:drawing>
+      </w:r>
+    </w:p>
+    <w:p>
+      <w:r>
+        <w:rPr>
+          <w:noProof/>
+        </w:rPr>
+        <w:lastRenderedPageBreak/>
+        <w:drawing>
+          <wp:inline distT="0" distB="0" distL="0" distR="0" wp14:anchorId="52FCEE07">
+            <wp:extent cx="5629910" cy="1114425"/>
+            <wp:effectExtent l="0" t="0" r="8890" b="9525"/>
+            <wp:docPr id="22" name="Imagem 22"/>
+            <wp:cNvGraphicFramePr>
+              <a:graphicFrameLocks xmlns:a="http://schemas.openxmlformats.org/drawingml/2006/main" noChangeAspect="1"/>
+            </wp:cNvGraphicFramePr>
+            <a:graphic xmlns:a="http://schemas.openxmlformats.org/drawingml/2006/main">
+              <a:graphicData uri="http://schemas.openxmlformats.org/drawingml/2006/picture">
+                <pic:pic xmlns:pic="http://schemas.openxmlformats.org/drawingml/2006/picture">
+                  <pic:nvPicPr>
+                    <pic:cNvPr id="0" name="Picture 2"/>
+                    <pic:cNvPicPr>
+                      <a:picLocks noChangeAspect="1" noChangeArrowheads="1"/>
+                    </pic:cNvPicPr>
+                  </pic:nvPicPr>
+                  <pic:blipFill>
+                    <a:blip r:embed="rId37">
+                      <a:extLst>
+                        <a:ext uri="{28A0092B-C50C-407E-A947-70E740481C1C}">
+                          <a14:useLocalDpi xmlns:a14="http://schemas.microsoft.com/office/drawing/2010/main" val="0"/>
+                        </a:ext>
+                      </a:extLst>
+                    </a:blip>
+                    <a:srcRect/>
+                    <a:stretch>
+                      <a:fillRect/>
+                    </a:stretch>
+                  </pic:blipFill>
+                  <pic:spPr bwMode="auto">
+                    <a:xfrm>
+                      <a:off x="0" y="0"/>
+                      <a:ext cx="5629910" cy="1114425"/>
+                    </a:xfrm>
+                    <a:prstGeom prst="rect">
+                      <a:avLst/>
+                    </a:prstGeom>
+                    <a:noFill/>
+                  </pic:spPr>
+                </pic:pic>
+              </a:graphicData>
+            </a:graphic>
+          </wp:inline>
+        </w:drawing>
+      </w:r>
+    </w:p>
+    <w:p>
+      <w:r>
+        <w:t>20-</w:t>
+      </w:r>
+      <w:r>
+        <w:t xml:space="preserve">na pagina do produtos.html estruturamos colocando o </w:t>
+      </w:r>
+      <w:proofErr w:type="spellStart"/>
+      <w:proofErr w:type="gramStart"/>
+      <w:r>
+        <w:t>header,main</w:t>
+      </w:r>
+      <w:proofErr w:type="spellEnd"/>
+      <w:proofErr w:type="gramEnd"/>
+      <w:r>
+        <w:t xml:space="preserve"> e </w:t>
+      </w:r>
+      <w:proofErr w:type="spellStart"/>
+      <w:r>
+        <w:t>footer</w:t>
+      </w:r>
+      <w:proofErr w:type="spellEnd"/>
+      <w:r>
+        <w:t xml:space="preserve"> dentro do header inserimos uma que será o logo do site e criamos uma lista não ordenada para que mais tarde ela será o menu do nosso site</w:t>
+      </w:r>
+    </w:p>
+    <w:p>
+      <w:r>
+        <w:rPr>
+          <w:noProof/>
+        </w:rPr>
+        <w:drawing>
+          <wp:inline distT="0" distB="0" distL="0" distR="0" wp14:anchorId="440A9000">
+            <wp:extent cx="3772535" cy="1447800"/>
+            <wp:effectExtent l="0" t="0" r="0" b="0"/>
+            <wp:docPr id="23" name="Imagem 23"/>
+            <wp:cNvGraphicFramePr>
+              <a:graphicFrameLocks xmlns:a="http://schemas.openxmlformats.org/drawingml/2006/main" noChangeAspect="1"/>
+            </wp:cNvGraphicFramePr>
+            <a:graphic xmlns:a="http://schemas.openxmlformats.org/drawingml/2006/main">
+              <a:graphicData uri="http://schemas.openxmlformats.org/drawingml/2006/picture">
+                <pic:pic xmlns:pic="http://schemas.openxmlformats.org/drawingml/2006/picture">
+                  <pic:nvPicPr>
+                    <pic:cNvPr id="0" name="Picture 3"/>
+                    <pic:cNvPicPr>
+                      <a:picLocks noChangeAspect="1" noChangeArrowheads="1"/>
+                    </pic:cNvPicPr>
+                  </pic:nvPicPr>
+                  <pic:blipFill>
+                    <a:blip r:embed="rId38">
+                      <a:extLst>
+                        <a:ext uri="{28A0092B-C50C-407E-A947-70E740481C1C}">
+                          <a14:useLocalDpi xmlns:a14="http://schemas.microsoft.com/office/drawing/2010/main" val="0"/>
+                        </a:ext>
+                      </a:extLst>
+                    </a:blip>
+                    <a:srcRect/>
+                    <a:stretch>
+                      <a:fillRect/>
+                    </a:stretch>
+                  </pic:blipFill>
+                  <pic:spPr bwMode="auto">
+                    <a:xfrm>
+                      <a:off x="0" y="0"/>
+                      <a:ext cx="3772535" cy="1447800"/>
+                    </a:xfrm>
+                    <a:prstGeom prst="rect">
+                      <a:avLst/>
+                    </a:prstGeom>
+                    <a:noFill/>
+                  </pic:spPr>
+                </pic:pic>
+              </a:graphicData>
+            </a:graphic>
+          </wp:inline>
+        </w:drawing>
+      </w:r>
+    </w:p>
+    <w:p>
+      <w:r>
+        <w:t>21-</w:t>
+      </w:r>
+      <w:r>
+        <w:t>No</w:t>
+      </w:r>
+      <w:r>
+        <w:t xml:space="preserve"> produtos</w:t>
+      </w:r>
+      <w:r>
+        <w:t xml:space="preserve">.css inserimos uma cor de fundo no header e no </w:t>
+      </w:r>
+      <w:proofErr w:type="spellStart"/>
+      <w:r>
+        <w:t>html</w:t>
+      </w:r>
+      <w:proofErr w:type="spellEnd"/>
+      <w:r>
+        <w:t xml:space="preserve"> adicionamos a </w:t>
+      </w:r>
+      <w:proofErr w:type="spellStart"/>
+      <w:r>
+        <w:t>tag</w:t>
+      </w:r>
+      <w:proofErr w:type="spellEnd"/>
+      <w:r>
+        <w:t xml:space="preserve"> </w:t>
+      </w:r>
+      <w:proofErr w:type="spellStart"/>
+      <w:r>
+        <w:t>nav</w:t>
+      </w:r>
+      <w:proofErr w:type="spellEnd"/>
+      <w:r>
+        <w:t xml:space="preserve"> que significa navegação, ou seja, nossa lista se tornar um menu para navegar entre as páginas.</w:t>
+      </w:r>
+    </w:p>
+    <w:p>
+      <w:r>
+        <w:rPr>
+          <w:noProof/>
+        </w:rPr>
+        <w:drawing>
+          <wp:inline distT="0" distB="0" distL="0" distR="0" wp14:anchorId="1C7CBD29">
+            <wp:extent cx="2858135" cy="523875"/>
+            <wp:effectExtent l="0" t="0" r="0" b="9525"/>
+            <wp:docPr id="34" name="Imagem 34"/>
+            <wp:cNvGraphicFramePr>
+              <a:graphicFrameLocks xmlns:a="http://schemas.openxmlformats.org/drawingml/2006/main" noChangeAspect="1"/>
+            </wp:cNvGraphicFramePr>
+            <a:graphic xmlns:a="http://schemas.openxmlformats.org/drawingml/2006/main">
+              <a:graphicData uri="http://schemas.openxmlformats.org/drawingml/2006/picture">
+                <pic:pic xmlns:pic="http://schemas.openxmlformats.org/drawingml/2006/picture">
+                  <pic:nvPicPr>
+                    <pic:cNvPr id="0" name="Picture 4"/>
+                    <pic:cNvPicPr>
+                      <a:picLocks noChangeAspect="1" noChangeArrowheads="1"/>
+                    </pic:cNvPicPr>
+                  </pic:nvPicPr>
+                  <pic:blipFill>
+                    <a:blip r:embed="rId39">
+                      <a:extLst>
+                        <a:ext uri="{28A0092B-C50C-407E-A947-70E740481C1C}">
+                          <a14:useLocalDpi xmlns:a14="http://schemas.microsoft.com/office/drawing/2010/main" val="0"/>
+                        </a:ext>
+                      </a:extLst>
+                    </a:blip>
+                    <a:srcRect/>
+                    <a:stretch>
+                      <a:fillRect/>
+                    </a:stretch>
+                  </pic:blipFill>
+                  <pic:spPr bwMode="auto">
+                    <a:xfrm>
+                      <a:off x="0" y="0"/>
+                      <a:ext cx="2858135" cy="523875"/>
+                    </a:xfrm>
+                    <a:prstGeom prst="rect">
+                      <a:avLst/>
+                    </a:prstGeom>
+                    <a:noFill/>
+                  </pic:spPr>
+                </pic:pic>
+              </a:graphicData>
+            </a:graphic>
+          </wp:inline>
+        </w:drawing>
+      </w:r>
+    </w:p>
+    <w:p>
+      <w:r>
+        <w:rPr>
+          <w:noProof/>
+        </w:rPr>
+        <w:drawing>
+          <wp:inline distT="0" distB="0" distL="0" distR="0" wp14:anchorId="609D4BEE">
+            <wp:extent cx="4020185" cy="1781175"/>
+            <wp:effectExtent l="0" t="0" r="0" b="9525"/>
+            <wp:docPr id="35" name="Imagem 35"/>
+            <wp:cNvGraphicFramePr>
+              <a:graphicFrameLocks xmlns:a="http://schemas.openxmlformats.org/drawingml/2006/main" noChangeAspect="1"/>
+            </wp:cNvGraphicFramePr>
+            <a:graphic xmlns:a="http://schemas.openxmlformats.org/drawingml/2006/main">
+              <a:graphicData uri="http://schemas.openxmlformats.org/drawingml/2006/picture">
+                <pic:pic xmlns:pic="http://schemas.openxmlformats.org/drawingml/2006/picture">
+                  <pic:nvPicPr>
+                    <pic:cNvPr id="0" name="Picture 5"/>
+                    <pic:cNvPicPr>
+                      <a:picLocks noChangeAspect="1" noChangeArrowheads="1"/>
+                    </pic:cNvPicPr>
+                  </pic:nvPicPr>
+                  <pic:blipFill>
+                    <a:blip r:embed="rId40">
+                      <a:extLst>
+                        <a:ext uri="{28A0092B-C50C-407E-A947-70E740481C1C}">
+                          <a14:useLocalDpi xmlns:a14="http://schemas.microsoft.com/office/drawing/2010/main" val="0"/>
+                        </a:ext>
+                      </a:extLst>
+                    </a:blip>
+                    <a:srcRect/>
+                    <a:stretch>
+                      <a:fillRect/>
+                    </a:stretch>
+                  </pic:blipFill>
+                  <pic:spPr bwMode="auto">
+                    <a:xfrm>
+                      <a:off x="0" y="0"/>
+                      <a:ext cx="4020185" cy="1781175"/>
+                    </a:xfrm>
+                    <a:prstGeom prst="rect">
+                      <a:avLst/>
+                    </a:prstGeom>
+                    <a:noFill/>
+                  </pic:spPr>
+                </pic:pic>
+              </a:graphicData>
+            </a:graphic>
+          </wp:inline>
+        </w:drawing>
+      </w:r>
+    </w:p>
+    <w:p>
+      <w:r>
+        <w:t>22-</w:t>
+      </w:r>
+      <w:r>
+        <w:t xml:space="preserve">Na lista ordenada incluímos uma ancora a </w:t>
+      </w:r>
+      <w:proofErr w:type="spellStart"/>
+      <w:r>
+        <w:t>tag</w:t>
+      </w:r>
+      <w:proofErr w:type="spellEnd"/>
+      <w:r>
+        <w:t xml:space="preserve"> a para criar os links entre as páginas conforme imagem.</w:t>
+      </w:r>
+    </w:p>
+    <w:p>
+      <w:r>
+        <w:rPr>
+          <w:noProof/>
+        </w:rPr>
+        <w:drawing>
+          <wp:inline distT="0" distB="0" distL="0" distR="0" wp14:anchorId="0A63A1AC">
+            <wp:extent cx="4686935" cy="1905000"/>
+            <wp:effectExtent l="0" t="0" r="0" b="0"/>
+            <wp:docPr id="36" name="Imagem 36"/>
+            <wp:cNvGraphicFramePr>
+              <a:graphicFrameLocks xmlns:a="http://schemas.openxmlformats.org/drawingml/2006/main" noChangeAspect="1"/>
+            </wp:cNvGraphicFramePr>
+            <a:graphic xmlns:a="http://schemas.openxmlformats.org/drawingml/2006/main">
+              <a:graphicData uri="http://schemas.openxmlformats.org/drawingml/2006/picture">
+                <pic:pic xmlns:pic="http://schemas.openxmlformats.org/drawingml/2006/picture">
+                  <pic:nvPicPr>
+                    <pic:cNvPr id="0" name="Picture 6"/>
+                    <pic:cNvPicPr>
+                      <a:picLocks noChangeAspect="1" noChangeArrowheads="1"/>
+                    </pic:cNvPicPr>
+                  </pic:nvPicPr>
+                  <pic:blipFill>
+                    <a:blip r:embed="rId41">
+                      <a:extLst>
+                        <a:ext uri="{28A0092B-C50C-407E-A947-70E740481C1C}">
+                          <a14:useLocalDpi xmlns:a14="http://schemas.microsoft.com/office/drawing/2010/main" val="0"/>
+                        </a:ext>
+                      </a:extLst>
+                    </a:blip>
+                    <a:srcRect/>
+                    <a:stretch>
+                      <a:fillRect/>
+                    </a:stretch>
+                  </pic:blipFill>
+                  <pic:spPr bwMode="auto">
+                    <a:xfrm>
+                      <a:off x="0" y="0"/>
+                      <a:ext cx="4686935" cy="1905000"/>
+                    </a:xfrm>
+                    <a:prstGeom prst="rect">
+                      <a:avLst/>
+                    </a:prstGeom>
+                    <a:noFill/>
+                  </pic:spPr>
+                </pic:pic>
+              </a:graphicData>
+            </a:graphic>
+          </wp:inline>
+        </w:drawing>
+      </w:r>
+    </w:p>
+    <w:p>
+      <w:r>
+        <w:lastRenderedPageBreak/>
+        <w:t>23-</w:t>
+      </w:r>
+      <w:r>
+        <w:t xml:space="preserve"> </w:t>
+      </w:r>
+      <w:r>
+        <w:t>Para</w:t>
+      </w:r>
+      <w:r>
+        <w:t xml:space="preserve"> colocar a nossa lista os itens um lado do outro para que assim podemos ter um menu horizontal utilizamos o </w:t>
+      </w:r>
+      <w:proofErr w:type="spellStart"/>
+      <w:r>
+        <w:t>css</w:t>
+      </w:r>
+      <w:proofErr w:type="spellEnd"/>
+      <w:r>
+        <w:t xml:space="preserve"> por </w:t>
+      </w:r>
+      <w:r>
+        <w:t>referência</w:t>
+      </w:r>
+      <w:r>
+        <w:t xml:space="preserve"> ou seja o nosso site a </w:t>
+      </w:r>
+      <w:r>
+        <w:t>onde</w:t>
+      </w:r>
+      <w:r>
+        <w:t xml:space="preserve"> tiver </w:t>
+      </w:r>
+      <w:proofErr w:type="spellStart"/>
+      <w:r>
+        <w:t>nav</w:t>
+      </w:r>
+      <w:proofErr w:type="spellEnd"/>
+      <w:r>
+        <w:t xml:space="preserve"> e li deixar a natureza(display) de forma </w:t>
+      </w:r>
+      <w:proofErr w:type="spellStart"/>
+      <w:r>
+        <w:t>inline</w:t>
+      </w:r>
+      <w:proofErr w:type="spellEnd"/>
+      <w:r>
+        <w:t xml:space="preserve"> em linha.</w:t>
+      </w:r>
+    </w:p>
+    <w:p>
+      <w:r>
+        <w:rPr>
+          <w:noProof/>
+        </w:rPr>
+        <w:drawing>
+          <wp:anchor distT="0" distB="0" distL="114300" distR="114300" simplePos="0" relativeHeight="251675648" behindDoc="1" locked="0" layoutInCell="1" allowOverlap="1" wp14:anchorId="1A1A93CA">
+            <wp:simplePos x="0" y="0"/>
+            <wp:positionH relativeFrom="margin">
+              <wp:posOffset>1796415</wp:posOffset>
+            </wp:positionH>
+            <wp:positionV relativeFrom="paragraph">
+              <wp:posOffset>12700</wp:posOffset>
+            </wp:positionV>
+            <wp:extent cx="1381125" cy="1807210"/>
+            <wp:effectExtent l="0" t="0" r="9525" b="2540"/>
+            <wp:wrapTight wrapText="bothSides">
+              <wp:wrapPolygon edited="0">
+                <wp:start x="0" y="0"/>
+                <wp:lineTo x="0" y="21403"/>
+                <wp:lineTo x="21451" y="21403"/>
+                <wp:lineTo x="21451" y="0"/>
+                <wp:lineTo x="0" y="0"/>
+              </wp:wrapPolygon>
+            </wp:wrapTight>
+            <wp:docPr id="38" name="Imagem 38"/>
+            <wp:cNvGraphicFramePr>
+              <a:graphicFrameLocks xmlns:a="http://schemas.openxmlformats.org/drawingml/2006/main" noChangeAspect="1"/>
+            </wp:cNvGraphicFramePr>
+            <a:graphic xmlns:a="http://schemas.openxmlformats.org/drawingml/2006/main">
+              <a:graphicData uri="http://schemas.openxmlformats.org/drawingml/2006/picture">
+                <pic:pic xmlns:pic="http://schemas.openxmlformats.org/drawingml/2006/picture">
+                  <pic:nvPicPr>
+                    <pic:cNvPr id="0" name="Picture 8"/>
+                    <pic:cNvPicPr>
+                      <a:picLocks noChangeAspect="1" noChangeArrowheads="1"/>
+                    </pic:cNvPicPr>
+                  </pic:nvPicPr>
+                  <pic:blipFill>
+                    <a:blip r:embed="rId42">
+                      <a:extLst>
+                        <a:ext uri="{28A0092B-C50C-407E-A947-70E740481C1C}">
+                          <a14:useLocalDpi xmlns:a14="http://schemas.microsoft.com/office/drawing/2010/main" val="0"/>
+                        </a:ext>
+                      </a:extLst>
+                    </a:blip>
+                    <a:srcRect/>
+                    <a:stretch>
+                      <a:fillRect/>
+                    </a:stretch>
+                  </pic:blipFill>
+                  <pic:spPr bwMode="auto">
+                    <a:xfrm>
+                      <a:off x="0" y="0"/>
+                      <a:ext cx="1381125" cy="1807210"/>
+                    </a:xfrm>
+                    <a:prstGeom prst="rect">
+                      <a:avLst/>
+                    </a:prstGeom>
+                    <a:noFill/>
+                  </pic:spPr>
+                </pic:pic>
+              </a:graphicData>
+            </a:graphic>
+            <wp14:sizeRelH relativeFrom="margin">
+              <wp14:pctWidth>0</wp14:pctWidth>
+            </wp14:sizeRelH>
+            <wp14:sizeRelV relativeFrom="margin">
+              <wp14:pctHeight>0</wp14:pctHeight>
+            </wp14:sizeRelV>
+          </wp:anchor>
+        </w:drawing>
+      </w:r>
+    </w:p>
+    <w:p/>
+    <w:p/>
+    <w:p>
+      <w:r>
+        <w:rPr>
+          <w:noProof/>
+        </w:rPr>
+        <w:drawing>
+          <wp:anchor distT="0" distB="0" distL="114300" distR="114300" simplePos="0" relativeHeight="251676672" behindDoc="1" locked="0" layoutInCell="1" allowOverlap="1" wp14:anchorId="49F7C157">
+            <wp:simplePos x="0" y="0"/>
+            <wp:positionH relativeFrom="margin">
+              <wp:posOffset>95250</wp:posOffset>
+            </wp:positionH>
+            <wp:positionV relativeFrom="paragraph">
+              <wp:posOffset>227965</wp:posOffset>
+            </wp:positionV>
+            <wp:extent cx="1638300" cy="666750"/>
+            <wp:effectExtent l="0" t="0" r="0" b="0"/>
+            <wp:wrapTight wrapText="bothSides">
+              <wp:wrapPolygon edited="0">
+                <wp:start x="0" y="0"/>
+                <wp:lineTo x="0" y="20983"/>
+                <wp:lineTo x="21349" y="20983"/>
+                <wp:lineTo x="21349" y="0"/>
+                <wp:lineTo x="0" y="0"/>
+              </wp:wrapPolygon>
+            </wp:wrapTight>
+            <wp:docPr id="37" name="Imagem 37"/>
+            <wp:cNvGraphicFramePr>
+              <a:graphicFrameLocks xmlns:a="http://schemas.openxmlformats.org/drawingml/2006/main" noChangeAspect="1"/>
+            </wp:cNvGraphicFramePr>
+            <a:graphic xmlns:a="http://schemas.openxmlformats.org/drawingml/2006/main">
+              <a:graphicData uri="http://schemas.openxmlformats.org/drawingml/2006/picture">
+                <pic:pic xmlns:pic="http://schemas.openxmlformats.org/drawingml/2006/picture">
+                  <pic:nvPicPr>
+                    <pic:cNvPr id="0" name="Picture 7"/>
+                    <pic:cNvPicPr>
+                      <a:picLocks noChangeAspect="1" noChangeArrowheads="1"/>
+                    </pic:cNvPicPr>
+                  </pic:nvPicPr>
+                  <pic:blipFill>
+                    <a:blip r:embed="rId43">
+                      <a:extLst>
+                        <a:ext uri="{28A0092B-C50C-407E-A947-70E740481C1C}">
+                          <a14:useLocalDpi xmlns:a14="http://schemas.microsoft.com/office/drawing/2010/main" val="0"/>
+                        </a:ext>
+                      </a:extLst>
+                    </a:blip>
+                    <a:srcRect/>
+                    <a:stretch>
+                      <a:fillRect/>
+                    </a:stretch>
+                  </pic:blipFill>
+                  <pic:spPr bwMode="auto">
+                    <a:xfrm>
+                      <a:off x="0" y="0"/>
+                      <a:ext cx="1638300" cy="666750"/>
+                    </a:xfrm>
+                    <a:prstGeom prst="rect">
+                      <a:avLst/>
+                    </a:prstGeom>
+                    <a:noFill/>
+                  </pic:spPr>
+                </pic:pic>
+              </a:graphicData>
+            </a:graphic>
+          </wp:anchor>
+        </w:drawing>
+      </w:r>
+    </w:p>
+    <w:p/>
+    <w:p/>
+    <w:p/>
+    <w:p>
+      <w:r>
+        <w:t>24-</w:t>
+      </w:r>
+      <w:r>
+        <w:t xml:space="preserve">Adicionamos a nossa lista o </w:t>
+      </w:r>
+      <w:proofErr w:type="spellStart"/>
+      <w:r>
+        <w:t>uppercasse</w:t>
+      </w:r>
+      <w:proofErr w:type="spellEnd"/>
+      <w:r>
+        <w:t xml:space="preserve"> para todo o texto fique letras maiúsculas e utilizamos a </w:t>
+      </w:r>
+      <w:r>
+        <w:t>referência</w:t>
+      </w:r>
+      <w:r>
+        <w:t xml:space="preserve"> do </w:t>
+      </w:r>
+      <w:proofErr w:type="spellStart"/>
+      <w:r>
+        <w:t>nav</w:t>
+      </w:r>
+      <w:proofErr w:type="spellEnd"/>
+      <w:r>
+        <w:t xml:space="preserve"> a que os textos dos nossos links e definimos que a cor seria preta o texto.</w:t>
+      </w:r>
+    </w:p>
+    <w:p>
+      <w:r>
+        <w:rPr>
+          <w:noProof/>
+        </w:rPr>
+        <w:drawing>
+          <wp:inline distT="0" distB="0" distL="0" distR="0" wp14:anchorId="16F09FD5" wp14:editId="509F7B12">
+            <wp:extent cx="2381582" cy="543001"/>
+            <wp:effectExtent l="0" t="0" r="0" b="9525"/>
+            <wp:docPr id="39" name="Imagem 39"/>
+            <wp:cNvGraphicFramePr>
+              <a:graphicFrameLocks xmlns:a="http://schemas.openxmlformats.org/drawingml/2006/main" noChangeAspect="1"/>
+            </wp:cNvGraphicFramePr>
+            <a:graphic xmlns:a="http://schemas.openxmlformats.org/drawingml/2006/main">
+              <a:graphicData uri="http://schemas.openxmlformats.org/drawingml/2006/picture">
+                <pic:pic xmlns:pic="http://schemas.openxmlformats.org/drawingml/2006/picture">
+                  <pic:nvPicPr>
+                    <pic:cNvPr id="1" name=""/>
+                    <pic:cNvPicPr/>
+                  </pic:nvPicPr>
+                  <pic:blipFill>
+                    <a:blip r:embed="rId44"/>
+                    <a:stretch>
+                      <a:fillRect/>
+                    </a:stretch>
+                  </pic:blipFill>
+                  <pic:spPr>
+                    <a:xfrm>
+                      <a:off x="0" y="0"/>
+                      <a:ext cx="2381582" cy="543001"/>
+                    </a:xfrm>
+                    <a:prstGeom prst="rect">
+                      <a:avLst/>
+                    </a:prstGeom>
+                  </pic:spPr>
+                </pic:pic>
+              </a:graphicData>
+            </a:graphic>
+          </wp:inline>
+        </w:drawing>
+      </w:r>
+    </w:p>
+    <w:p>
+      <w:r>
+        <w:t xml:space="preserve">25-Ainda trabalhando com </w:t>
+      </w:r>
+      <w:proofErr w:type="spellStart"/>
+      <w:r>
+        <w:t>nav</w:t>
+      </w:r>
+      <w:proofErr w:type="spellEnd"/>
+      <w:r>
+        <w:t xml:space="preserve"> a inserimos os seguintes comandos</w:t>
+      </w:r>
+    </w:p>
+    <w:p>
+      <w:pPr>
+        <w:pStyle w:val="PargrafodaLista"/>
+        <w:numPr>
+          <w:ilvl w:val="0"/>
+          <w:numId w:val="2"/>
+        </w:numPr>
+      </w:pPr>
+      <w:r>
+        <w:rPr>
+          <w:noProof/>
+        </w:rPr>
+        <mc:AlternateContent>
+          <mc:Choice Requires="wps">
+            <w:drawing>
+              <wp:anchor distT="0" distB="0" distL="114300" distR="114300" simplePos="0" relativeHeight="251680768" behindDoc="0" locked="0" layoutInCell="1" allowOverlap="1">
+                <wp:simplePos x="0" y="0"/>
+                <wp:positionH relativeFrom="column">
+                  <wp:posOffset>148590</wp:posOffset>
+                </wp:positionH>
+                <wp:positionV relativeFrom="paragraph">
+                  <wp:posOffset>145415</wp:posOffset>
+                </wp:positionV>
+                <wp:extent cx="238125" cy="1114425"/>
+                <wp:effectExtent l="742950" t="0" r="9525" b="85725"/>
+                <wp:wrapNone/>
+                <wp:docPr id="47" name="Conector: Curvo 47"/>
+                <wp:cNvGraphicFramePr/>
+                <a:graphic xmlns:a="http://schemas.openxmlformats.org/drawingml/2006/main">
+                  <a:graphicData uri="http://schemas.microsoft.com/office/word/2010/wordprocessingShape">
+                    <wps:wsp>
+                      <wps:cNvCnPr/>
+                      <wps:spPr>
+                        <a:xfrm>
+                          <a:off x="0" y="0"/>
+                          <a:ext cx="238125" cy="1114425"/>
+                        </a:xfrm>
+                        <a:prstGeom prst="curvedConnector3">
+                          <a:avLst>
+                            <a:gd name="adj1" fmla="val -310869"/>
+                          </a:avLst>
+                        </a:prstGeom>
+                        <a:ln>
+                          <a:tailEnd type="triangle"/>
+                        </a:ln>
+                      </wps:spPr>
+                      <wps:style>
+                        <a:lnRef idx="1">
+                          <a:schemeClr val="accent1"/>
+                        </a:lnRef>
+                        <a:fillRef idx="0">
+                          <a:schemeClr val="accent1"/>
+                        </a:fillRef>
+                        <a:effectRef idx="0">
+                          <a:schemeClr val="accent1"/>
+                        </a:effectRef>
+                        <a:fontRef idx="minor">
+                          <a:schemeClr val="tx1"/>
+                        </a:fontRef>
+                      </wps:style>
+                      <wps:bodyPr/>
+                    </wps:wsp>
+                  </a:graphicData>
+                </a:graphic>
+                <wp14:sizeRelH relativeFrom="margin">
+                  <wp14:pctWidth>0</wp14:pctWidth>
+                </wp14:sizeRelH>
+                <wp14:sizeRelV relativeFrom="margin">
+                  <wp14:pctHeight>0</wp14:pctHeight>
+                </wp14:sizeRelV>
+              </wp:anchor>
+            </w:drawing>
+          </mc:Choice>
+          <mc:Fallback>
+            <w:pict>
+              <v:shapetype w14:anchorId="0C1E4398" id="_x0000_t38" coordsize="21600,21600" o:spt="38" o:oned="t" path="m,c@0,0@1,5400@1,10800@1,16200@2,21600,21600,21600e" filled="f">
+                <v:formulas>
+                  <v:f eqn="mid #0 0"/>
+                  <v:f eqn="val #0"/>
+                  <v:f eqn="mid #0 21600"/>
+                </v:formulas>
+                <v:path arrowok="t" fillok="f" o:connecttype="none"/>
+                <v:handles>
+                  <v:h position="#0,center"/>
+                </v:handles>
+                <o:lock v:ext="edit" shapetype="t"/>
+              </v:shapetype>
+              <v:shape id="Conector: Curvo 47" o:spid="_x0000_s1026" type="#_x0000_t38" style="position:absolute;margin-left:11.7pt;margin-top:11.45pt;width:18.75pt;height:87.75pt;z-index:251680768;visibility:visible;mso-wrap-style:square;mso-width-percent:0;mso-height-percent:0;mso-wrap-distance-left:9pt;mso-wrap-distance-top:0;mso-wrap-distance-right:9pt;mso-wrap-distance-bottom:0;mso-position-horizontal:absolute;mso-position-horizontal-relative:text;mso-position-vertical:absolute;mso-position-vertical-relative:text;mso-width-percent:0;mso-height-percent:0;mso-width-relative:margin;mso-height-relative:margin" o:gfxdata="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" adj="-67148" strokecolor="#4472c4 [3204]" strokeweight=".5pt">
+                <v:stroke endarrow="block" joinstyle="miter"/>
+              </v:shape>
+            </w:pict>
+          </mc:Fallback>
+        </mc:AlternateContent>
+      </w:r>
+      <w:r>
+        <w:t>Deixamos os textos mais encorpados.</w:t>
+      </w:r>
+    </w:p>
+    <w:p>
+      <w:pPr>
+        <w:pStyle w:val="PargrafodaLista"/>
+        <w:numPr>
+          <w:ilvl w:val="0"/>
+          <w:numId w:val="2"/>
+        </w:numPr>
+      </w:pPr>
+      <w:r>
+        <w:rPr>
+          <w:noProof/>
+        </w:rPr>
+        <mc:AlternateContent>
+          <mc:Choice Requires="wps">
+            <w:drawing>
+              <wp:anchor distT="0" distB="0" distL="114300" distR="114300" simplePos="0" relativeHeight="251679744" behindDoc="0" locked="0" layoutInCell="1" allowOverlap="1">
+                <wp:simplePos x="0" y="0"/>
+                <wp:positionH relativeFrom="column">
+                  <wp:posOffset>1796415</wp:posOffset>
+                </wp:positionH>
+                <wp:positionV relativeFrom="paragraph">
+                  <wp:posOffset>87629</wp:posOffset>
+                </wp:positionV>
+                <wp:extent cx="695325" cy="1190625"/>
+                <wp:effectExtent l="38100" t="0" r="333375" b="85725"/>
+                <wp:wrapNone/>
+                <wp:docPr id="45" name="Conector: Curvo 45"/>
+                <wp:cNvGraphicFramePr/>
+                <a:graphic xmlns:a="http://schemas.openxmlformats.org/drawingml/2006/main">
+                  <a:graphicData uri="http://schemas.microsoft.com/office/word/2010/wordprocessingShape">
+                    <wps:wsp>
+                      <wps:cNvCnPr/>
+                      <wps:spPr>
+                        <a:xfrm flipH="1">
+                          <a:off x="0" y="0"/>
+                          <a:ext cx="695325" cy="1190625"/>
+                        </a:xfrm>
+                        <a:prstGeom prst="curvedConnector3">
+                          <a:avLst>
+                            <a:gd name="adj1" fmla="val -43151"/>
+                          </a:avLst>
+                        </a:prstGeom>
+                        <a:ln>
+                          <a:tailEnd type="triangle"/>
+                        </a:ln>
+                      </wps:spPr>
+                      <wps:style>
+                        <a:lnRef idx="1">
+                          <a:schemeClr val="accent1"/>
+                        </a:lnRef>
+                        <a:fillRef idx="0">
+                          <a:schemeClr val="accent1"/>
+                        </a:fillRef>
+                        <a:effectRef idx="0">
+                          <a:schemeClr val="accent1"/>
+                        </a:effectRef>
+                        <a:fontRef idx="minor">
+                          <a:schemeClr val="tx1"/>
+                        </a:fontRef>
+                      </wps:style>
+                      <wps:bodyPr/>
+                    </wps:wsp>
+                  </a:graphicData>
+                </a:graphic>
+              </wp:anchor>
+            </w:drawing>
+          </mc:Choice>
+          <mc:Fallback>
+            <w:pict>
+              <v:shape w14:anchorId="0F4BE073" id="Conector: Curvo 45" o:spid="_x0000_s1026" type="#_x0000_t38" style="position:absolute;margin-left:141.45pt;margin-top:6.9pt;width:54.75pt;height:93.75pt;flip:x;z-index:251679744;visibility:visible;mso-wrap-style:square;mso-wrap-distance-left:9pt;mso-wrap-distance-top:0;mso-wrap-distance-right:9pt;mso-wrap-distance-bottom:0;mso-position-horizontal:absolute;mso-position-horizontal-relative:text;mso-position-vertical:absolute;mso-position-vertical-relative:text" o:gfxdata="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" adj="-9321" strokecolor="#4472c4 [3204]" strokeweight=".5pt">
+                <v:stroke endarrow="block" joinstyle="miter"/>
+              </v:shape>
+            </w:pict>
+          </mc:Fallback>
+        </mc:AlternateContent>
+      </w:r>
+      <w:r>
+        <w:t>Aumentamos o tamanho da fonte.</w:t>
+      </w:r>
+    </w:p>
+    <w:p>
+      <w:pPr>
+        <w:pStyle w:val="PargrafodaLista"/>
+        <w:numPr>
+          <w:ilvl w:val="0"/>
+          <w:numId w:val="2"/>
+        </w:numPr>
+      </w:pPr>
+      <w:r>
+        <w:rPr>
+          <w:noProof/>
+        </w:rPr>
+        <mc:AlternateContent>
+          <mc:Choice Requires="wps">
+            <w:drawing>
+              <wp:anchor distT="0" distB="0" distL="114300" distR="114300" simplePos="0" relativeHeight="251678720" behindDoc="0" locked="0" layoutInCell="1" allowOverlap="1">
+                <wp:simplePos x="0" y="0"/>
+                <wp:positionH relativeFrom="column">
+                  <wp:posOffset>2215515</wp:posOffset>
+                </wp:positionH>
+                <wp:positionV relativeFrom="paragraph">
+                  <wp:posOffset>95885</wp:posOffset>
+                </wp:positionV>
+                <wp:extent cx="476250" cy="1152525"/>
+                <wp:effectExtent l="38100" t="0" r="457200" b="85725"/>
+                <wp:wrapNone/>
+                <wp:docPr id="44" name="Conector: Curvo 44"/>
+                <wp:cNvGraphicFramePr/>
+                <a:graphic xmlns:a="http://schemas.openxmlformats.org/drawingml/2006/main">
+                  <a:graphicData uri="http://schemas.microsoft.com/office/word/2010/wordprocessingShape">
+                    <wps:wsp>
+                      <wps:cNvCnPr/>
+                      <wps:spPr>
+                        <a:xfrm flipH="1">
+                          <a:off x="0" y="0"/>
+                          <a:ext cx="476250" cy="1152525"/>
+                        </a:xfrm>
+                        <a:prstGeom prst="curvedConnector3">
+                          <a:avLst>
+                            <a:gd name="adj1" fmla="val -88087"/>
+                          </a:avLst>
+                        </a:prstGeom>
+                        <a:ln>
+                          <a:tailEnd type="triangle"/>
+                        </a:ln>
+                      </wps:spPr>
+                      <wps:style>
+                        <a:lnRef idx="1">
+                          <a:schemeClr val="accent1"/>
+                        </a:lnRef>
+                        <a:fillRef idx="0">
+                          <a:schemeClr val="accent1"/>
+                        </a:fillRef>
+                        <a:effectRef idx="0">
+                          <a:schemeClr val="accent1"/>
+                        </a:effectRef>
+                        <a:fontRef idx="minor">
+                          <a:schemeClr val="tx1"/>
+                        </a:fontRef>
+                      </wps:style>
+                      <wps:bodyPr/>
+                    </wps:wsp>
+                  </a:graphicData>
+                </a:graphic>
+                <wp14:sizeRelH relativeFrom="margin">
+                  <wp14:pctWidth>0</wp14:pctWidth>
+                </wp14:sizeRelH>
+                <wp14:sizeRelV relativeFrom="margin">
+                  <wp14:pctHeight>0</wp14:pctHeight>
+                </wp14:sizeRelV>
+              </wp:anchor>
+            </w:drawing>
+          </mc:Choice>
+          <mc:Fallback>
+            <w:pict>
+              <v:shape w14:anchorId="670E0D43" id="Conector: Curvo 44" o:spid="_x0000_s1026" type="#_x0000_t38" style="position:absolute;margin-left:174.45pt;margin-top:7.55pt;width:37.5pt;height:90.75pt;flip:x;z-index:251678720;visibility:visible;mso-wrap-style:square;mso-width-percent:0;mso-height-percent:0;mso-wrap-distance-left:9pt;mso-wrap-distance-top:0;mso-wrap-distance-right:9pt;mso-wrap-distance-bottom:0;mso-position-horizontal:absolute;mso-position-horizontal-relative:text;mso-position-vertical:absolute;mso-position-vertical-relative:text;mso-width-percent:0;mso-height-percent:0;mso-width-relative:margin;mso-height-relative:margin" o:gfxdata="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" adj="-19027" strokecolor="#4472c4 [3204]" strokeweight=".5pt">
+                <v:stroke endarrow="block" joinstyle="miter"/>
+              </v:shape>
+            </w:pict>
+          </mc:Fallback>
+        </mc:AlternateContent>
+      </w:r>
+      <w:r>
+        <w:t>Tiramos a linha que sublinhava o texto.</w:t>
+      </w:r>
+    </w:p>
+    <w:p>
+      <w:pPr>
+        <w:pStyle w:val="PargrafodaLista"/>
+      </w:pPr>
+      <w:r>
+        <w:rPr>
+          <w:noProof/>
+        </w:rPr>
+        <w:drawing>
+          <wp:anchor distT="0" distB="0" distL="114300" distR="114300" simplePos="0" relativeHeight="251677696" behindDoc="1" locked="0" layoutInCell="1" allowOverlap="1" wp14:anchorId="37BB9DEA">
+            <wp:simplePos x="0" y="0"/>
+            <wp:positionH relativeFrom="column">
+              <wp:posOffset>205740</wp:posOffset>
+            </wp:positionH>
+            <wp:positionV relativeFrom="paragraph">
+              <wp:posOffset>31750</wp:posOffset>
+            </wp:positionV>
+            <wp:extent cx="2219325" cy="1504950"/>
+            <wp:effectExtent l="0" t="0" r="9525" b="0"/>
+            <wp:wrapTight wrapText="bothSides">
+              <wp:wrapPolygon edited="0">
+                <wp:start x="0" y="0"/>
+                <wp:lineTo x="0" y="21327"/>
+                <wp:lineTo x="21507" y="21327"/>
+                <wp:lineTo x="21507" y="0"/>
+                <wp:lineTo x="0" y="0"/>
+              </wp:wrapPolygon>
+            </wp:wrapTight>
+            <wp:docPr id="40" name="Imagem 40"/>
+            <wp:cNvGraphicFramePr>
+              <a:graphicFrameLocks xmlns:a="http://schemas.openxmlformats.org/drawingml/2006/main" noChangeAspect="1"/>
+            </wp:cNvGraphicFramePr>
+            <a:graphic xmlns:a="http://schemas.openxmlformats.org/drawingml/2006/main">
+              <a:graphicData uri="http://schemas.openxmlformats.org/drawingml/2006/picture">
+                <pic:pic xmlns:pic="http://schemas.openxmlformats.org/drawingml/2006/picture">
+                  <pic:nvPicPr>
+                    <pic:cNvPr id="0" name="Picture 2"/>
+                    <pic:cNvPicPr>
+                      <a:picLocks noChangeAspect="1" noChangeArrowheads="1"/>
+                    </pic:cNvPicPr>
+                  </pic:nvPicPr>
+                  <pic:blipFill>
+                    <a:blip r:embed="rId45">
+                      <a:extLst>
+                        <a:ext uri="{28A0092B-C50C-407E-A947-70E740481C1C}">
+                          <a14:useLocalDpi xmlns:a14="http://schemas.microsoft.com/office/drawing/2010/main" val="0"/>
+                        </a:ext>
+                      </a:extLst>
+                    </a:blip>
+                    <a:srcRect/>
+                    <a:stretch>
+                      <a:fillRect/>
+                    </a:stretch>
+                  </pic:blipFill>
+                  <pic:spPr bwMode="auto">
+                    <a:xfrm>
+                      <a:off x="0" y="0"/>
+                      <a:ext cx="2219325" cy="1504950"/>
+                    </a:xfrm>
+                    <a:prstGeom prst="rect">
+                      <a:avLst/>
+                    </a:prstGeom>
+                    <a:noFill/>
+                  </pic:spPr>
+                </pic:pic>
+              </a:graphicData>
+            </a:graphic>
+          </wp:anchor>
+        </w:drawing>
+      </w:r>
+    </w:p>
+    <w:p>
+      <w:pPr>
+        <w:pStyle w:val="PargrafodaLista"/>
+      </w:pPr>
+      <w:r>
+        <w:t>a</w:t>
+      </w:r>
+    </w:p>
+    <w:p>
+      <w:pPr>
+        <w:pStyle w:val="PargrafodaLista"/>
+      </w:pPr>
+    </w:p>
+    <w:p>
+      <w:pPr>
+        <w:pStyle w:val="PargrafodaLista"/>
+      </w:pPr>
+    </w:p>
+    <w:p>
+      <w:pPr>
+        <w:pStyle w:val="PargrafodaLista"/>
+      </w:pPr>
+    </w:p>
+    <w:p>
+      <w:pPr>
+        <w:pStyle w:val="PargrafodaLista"/>
+      </w:pPr>
+    </w:p>
+    <w:p>
+      <w:pPr>
+        <w:pStyle w:val="PargrafodaLista"/>
+      </w:pPr>
+    </w:p>
+    <w:p>
+      <w:pPr>
+        <w:pStyle w:val="PargrafodaLista"/>
+      </w:pPr>
+    </w:p>
+    <w:p>
+      <w:pPr>
+        <w:pStyle w:val="PargrafodaLista"/>
+      </w:pPr>
+    </w:p>
+    <w:p>
+      <w:pPr>
+        <w:pStyle w:val="PargrafodaLista"/>
+      </w:pPr>
+      <w:r>
+        <w:t>26-Para melhorar o espaço entre os ícones do menu utilizamos o seguinte código:</w:t>
+      </w:r>
+    </w:p>
+    <w:p>
+      <w:pPr>
+        <w:pStyle w:val="PargrafodaLista"/>
+      </w:pPr>
+      <w:r>
+        <w:rPr>
+          <w:noProof/>
+        </w:rPr>
+        <w:drawing>
+          <wp:inline distT="0" distB="0" distL="0" distR="0" wp14:anchorId="55CCDC46">
+            <wp:extent cx="1876425" cy="752475"/>
+            <wp:effectExtent l="0" t="0" r="9525" b="9525"/>
+            <wp:docPr id="42" name="Imagem 42"/>
+            <wp:cNvGraphicFramePr>
+              <a:graphicFrameLocks xmlns:a="http://schemas.openxmlformats.org/drawingml/2006/main" noChangeAspect="1"/>
+            </wp:cNvGraphicFramePr>
+            <a:graphic xmlns:a="http://schemas.openxmlformats.org/drawingml/2006/main">
+              <a:graphicData uri="http://schemas.openxmlformats.org/drawingml/2006/picture">
+                <pic:pic xmlns:pic="http://schemas.openxmlformats.org/drawingml/2006/picture">
+                  <pic:nvPicPr>
+                    <pic:cNvPr id="0" name="Picture 3"/>
+                    <pic:cNvPicPr>
+                      <a:picLocks noChangeAspect="1" noChangeArrowheads="1"/>
+                    </pic:cNvPicPr>
+                  </pic:nvPicPr>
+                  <pic:blipFill>
+                    <a:blip r:embed="rId46">
+                      <a:extLst>
+                        <a:ext uri="{28A0092B-C50C-407E-A947-70E740481C1C}">
+                          <a14:useLocalDpi xmlns:a14="http://schemas.microsoft.com/office/drawing/2010/main" val="0"/>
+                        </a:ext>
+                      </a:extLst>
+                    </a:blip>
+                    <a:srcRect/>
+                    <a:stretch>
+                      <a:fillRect/>
+                    </a:stretch>
+                  </pic:blipFill>
+                  <pic:spPr bwMode="auto">
+                    <a:xfrm>
+                      <a:off x="0" y="0"/>
+                      <a:ext cx="1876425" cy="752475"/>
+                    </a:xfrm>
+                    <a:prstGeom prst="rect">
+                      <a:avLst/>
+                    </a:prstGeom>
+                    <a:noFill/>
+                  </pic:spPr>
+                </pic:pic>
+              </a:graphicData>
+            </a:graphic>
+          </wp:inline>
+        </w:drawing>
+      </w:r>
+    </w:p>
+    <w:p>
+      <w:pPr>
+        <w:pStyle w:val="PargrafodaLista"/>
+      </w:pPr>
+      <w:r>
+        <w:t>27-</w:t>
+      </w:r>
+      <w:r>
+        <w:t>Para</w:t>
+      </w:r>
+      <w:r>
+        <w:t xml:space="preserve"> </w:t>
+      </w:r>
+    </w:p>
+    <w:p>
+      <w:pPr>
+        <w:pStyle w:val="PargrafodaLista"/>
+      </w:pPr>
+      <w:r>
+        <w:t>criamos</w:t>
+      </w:r>
+    </w:p>
+    <w:p>
+      <w:pPr>
+        <w:pStyle w:val="PargrafodaLista"/>
+      </w:pPr>
+      <w:proofErr w:type="spellStart"/>
+      <w:r>
+        <w:t>Obs</w:t>
+      </w:r>
+      <w:proofErr w:type="spellEnd"/>
+      <w:r>
+        <w:t>:</w:t>
+      </w:r>
+    </w:p>
+    <w:p>
+      <w:pPr>
+        <w:pStyle w:val="PargrafodaLista"/>
+      </w:pPr>
+    </w:p>
+    <w:p>
+      <w:pPr>
+        <w:pStyle w:val="PargrafodaLista"/>
+      </w:pPr>
+      <w:r>
+        <w:t>28-Trabalhando com posicionamento</w:t>
+      </w:r>
+    </w:p>
+    <w:p>
+      <w:pPr>
+        <w:pStyle w:val="PargrafodaLista"/>
+      </w:pPr>
+      <w:r>
+        <w:t>Quereremos centralizar o nosso menu e imagem dentro do header para vimos 3 tipos de posicionamento:</w:t>
+      </w:r>
+    </w:p>
+    <w:p>
+      <w:pPr>
+        <w:pStyle w:val="PargrafodaLista"/>
+      </w:pPr>
+      <w:proofErr w:type="spellStart"/>
+      <w:r>
+        <w:lastRenderedPageBreak/>
+        <w:t>Static</w:t>
+      </w:r>
+      <w:proofErr w:type="spellEnd"/>
+      <w:r>
+        <w:t>: ele fica fixo na posição de origem.</w:t>
+      </w:r>
+    </w:p>
+    <w:p>
+      <w:pPr>
+        <w:pStyle w:val="PargrafodaLista"/>
+      </w:pPr>
+    </w:p>
+    <w:p>
+      <w:pPr>
+        <w:pStyle w:val="PargrafodaLista"/>
+      </w:pPr>
+      <w:proofErr w:type="spellStart"/>
+      <w:r>
+        <w:t>Relative</w:t>
+      </w:r>
+      <w:proofErr w:type="spellEnd"/>
+      <w:r>
+        <w:t>: ele anda conforme sua posição original.</w:t>
+      </w:r>
+    </w:p>
+    <w:p>
+      <w:pPr>
+        <w:pStyle w:val="PargrafodaLista"/>
+      </w:pPr>
+    </w:p>
+    <w:p>
+      <w:pPr>
+        <w:pStyle w:val="PargrafodaLista"/>
+      </w:pPr>
+      <w:proofErr w:type="spellStart"/>
+      <w:r>
+        <w:t>Absolute</w:t>
+      </w:r>
+      <w:proofErr w:type="spellEnd"/>
+      <w:r>
+        <w:t>: ele anda conforme a posição absoluta do site.</w:t>
+      </w:r>
+    </w:p>
+    <w:p>
+      <w:pPr>
+        <w:pStyle w:val="PargrafodaLista"/>
+      </w:pPr>
+    </w:p>
+    <w:p>
+      <w:pPr>
+        <w:pStyle w:val="PargrafodaLista"/>
+      </w:pPr>
+      <w:r>
+        <w:rPr>
+          <w:noProof/>
+        </w:rPr>
+        <w:drawing>
+          <wp:anchor distT="0" distB="0" distL="114300" distR="114300" simplePos="0" relativeHeight="251681792" behindDoc="1" locked="0" layoutInCell="1" allowOverlap="1" wp14:anchorId="6BCF4BAB">
+            <wp:simplePos x="0" y="0"/>
+            <wp:positionH relativeFrom="margin">
+              <wp:posOffset>-337185</wp:posOffset>
+            </wp:positionH>
+            <wp:positionV relativeFrom="paragraph">
+              <wp:posOffset>507365</wp:posOffset>
+            </wp:positionV>
+            <wp:extent cx="6429375" cy="1742440"/>
+            <wp:effectExtent l="0" t="0" r="9525" b="0"/>
+            <wp:wrapTight wrapText="bothSides">
+              <wp:wrapPolygon edited="0">
+                <wp:start x="0" y="0"/>
+                <wp:lineTo x="0" y="21254"/>
+                <wp:lineTo x="21568" y="21254"/>
+                <wp:lineTo x="21568" y="0"/>
+                <wp:lineTo x="0" y="0"/>
+              </wp:wrapPolygon>
+            </wp:wrapTight>
+            <wp:docPr id="43" name="Imagem 43"/>
+            <wp:cNvGraphicFramePr>
+              <a:graphicFrameLocks xmlns:a="http://schemas.openxmlformats.org/drawingml/2006/main" noChangeAspect="1"/>
+            </wp:cNvGraphicFramePr>
+            <a:graphic xmlns:a="http://schemas.openxmlformats.org/drawingml/2006/main">
+              <a:graphicData uri="http://schemas.openxmlformats.org/drawingml/2006/picture">
+                <pic:pic xmlns:pic="http://schemas.openxmlformats.org/drawingml/2006/picture">
+                  <pic:nvPicPr>
+                    <pic:cNvPr id="0" name="Picture 2"/>
+                    <pic:cNvPicPr>
+                      <a:picLocks noChangeAspect="1" noChangeArrowheads="1"/>
+                    </pic:cNvPicPr>
+                  </pic:nvPicPr>
+                  <pic:blipFill>
+                    <a:blip r:embed="rId47">
+                      <a:extLst>
+                        <a:ext uri="{28A0092B-C50C-407E-A947-70E740481C1C}">
+                          <a14:useLocalDpi xmlns:a14="http://schemas.microsoft.com/office/drawing/2010/main" val="0"/>
+                        </a:ext>
+                      </a:extLst>
+                    </a:blip>
+                    <a:srcRect/>
+                    <a:stretch>
+                      <a:fillRect/>
+                    </a:stretch>
+                  </pic:blipFill>
+                  <pic:spPr bwMode="auto">
+                    <a:xfrm>
+                      <a:off x="0" y="0"/>
+                      <a:ext cx="6429375" cy="1742440"/>
+                    </a:xfrm>
+                    <a:prstGeom prst="rect">
+                      <a:avLst/>
+                    </a:prstGeom>
+                    <a:noFill/>
+                  </pic:spPr>
+                </pic:pic>
+              </a:graphicData>
+            </a:graphic>
+            <wp14:sizeRelH relativeFrom="margin">
+              <wp14:pctWidth>0</wp14:pctWidth>
+            </wp14:sizeRelH>
+          </wp:anchor>
+        </w:drawing>
+      </w:r>
+      <w:r>
+        <w:t>29-</w:t>
+      </w:r>
+      <w:r>
+        <w:t>Ao</w:t>
+      </w:r>
+      <w:r>
+        <w:t xml:space="preserve"> centralizar a altura do menu dentro do header utilizamos o inspecionador de código ou </w:t>
+      </w:r>
+      <w:proofErr w:type="spellStart"/>
+      <w:r>
+        <w:t>devtool</w:t>
+      </w:r>
+      <w:proofErr w:type="spellEnd"/>
+      <w:r>
+        <w:t xml:space="preserve"> para saber a altura do elemento dentro do header apertando o f12</w:t>
+      </w:r>
+      <w:r>
+        <w:t>.</w:t>
+      </w:r>
+    </w:p>
+    <w:p>
+      <w:r>
+        <w:t>Conforme a imagem acima verificamos que 253px a altura do header então dividimos esse valor e colocamos em nosso código 126px</w:t>
+      </w:r>
+    </w:p>
+    <w:p>
+      <w:r>
+        <w:rPr>
+          <w:noProof/>
+        </w:rPr>
+        <w:drawing>
+          <wp:anchor distT="0" distB="0" distL="114300" distR="114300" simplePos="0" relativeHeight="251682816" behindDoc="1" locked="0" layoutInCell="1" allowOverlap="1" wp14:anchorId="6B2617B6">
+            <wp:simplePos x="0" y="0"/>
+            <wp:positionH relativeFrom="column">
+              <wp:posOffset>1024890</wp:posOffset>
+            </wp:positionH>
+            <wp:positionV relativeFrom="paragraph">
+              <wp:posOffset>316230</wp:posOffset>
+            </wp:positionV>
+            <wp:extent cx="5314950" cy="892175"/>
+            <wp:effectExtent l="0" t="0" r="0" b="3175"/>
+            <wp:wrapTight wrapText="bothSides">
+              <wp:wrapPolygon edited="0">
+                <wp:start x="0" y="0"/>
+                <wp:lineTo x="0" y="21216"/>
+                <wp:lineTo x="21523" y="21216"/>
+                <wp:lineTo x="21523" y="0"/>
+                <wp:lineTo x="0" y="0"/>
+              </wp:wrapPolygon>
+            </wp:wrapTight>
+            <wp:docPr id="48" name="Imagem 48"/>
+            <wp:cNvGraphicFramePr>
+              <a:graphicFrameLocks xmlns:a="http://schemas.openxmlformats.org/drawingml/2006/main" noChangeAspect="1"/>
+            </wp:cNvGraphicFramePr>
+            <a:graphic xmlns:a="http://schemas.openxmlformats.org/drawingml/2006/main">
+              <a:graphicData uri="http://schemas.openxmlformats.org/drawingml/2006/picture">
+                <pic:pic xmlns:pic="http://schemas.openxmlformats.org/drawingml/2006/picture">
+                  <pic:nvPicPr>
+                    <pic:cNvPr id="0" name="Picture 4"/>
+                    <pic:cNvPicPr>
+                      <a:picLocks noChangeAspect="1" noChangeArrowheads="1"/>
+                    </pic:cNvPicPr>
+                  </pic:nvPicPr>
+                  <pic:blipFill>
+                    <a:blip r:embed="rId48" cstate="print">
+                      <a:extLst>
+                        <a:ext uri="{28A0092B-C50C-407E-A947-70E740481C1C}">
+                          <a14:useLocalDpi xmlns:a14="http://schemas.microsoft.com/office/drawing/2010/main" val="0"/>
+                        </a:ext>
+                      </a:extLst>
+                    </a:blip>
+                    <a:srcRect/>
+                    <a:stretch>
+                      <a:fillRect/>
+                    </a:stretch>
+                  </pic:blipFill>
+                  <pic:spPr bwMode="auto">
+                    <a:xfrm>
+                      <a:off x="0" y="0"/>
+                      <a:ext cx="5314950" cy="892175"/>
+                    </a:xfrm>
+                    <a:prstGeom prst="rect">
+                      <a:avLst/>
+                    </a:prstGeom>
+                    <a:noFill/>
+                  </pic:spPr>
+                </pic:pic>
+              </a:graphicData>
+            </a:graphic>
+            <wp14:sizeRelH relativeFrom="margin">
+              <wp14:pctWidth>0</wp14:pctWidth>
+            </wp14:sizeRelH>
+            <wp14:sizeRelV relativeFrom="margin">
+              <wp14:pctHeight>0</wp14:pctHeight>
+            </wp14:sizeRelV>
+          </wp:anchor>
+        </w:drawing>
+      </w:r>
+      <w:r>
+        <w:rPr>
+          <w:noProof/>
+        </w:rPr>
+        <w:drawing>
+          <wp:anchor distT="0" distB="0" distL="114300" distR="114300" simplePos="0" relativeHeight="251683840" behindDoc="1" locked="0" layoutInCell="1" allowOverlap="1" wp14:anchorId="0E702133">
+            <wp:simplePos x="0" y="0"/>
+            <wp:positionH relativeFrom="column">
+              <wp:posOffset>-946785</wp:posOffset>
+            </wp:positionH>
+            <wp:positionV relativeFrom="paragraph">
+              <wp:posOffset>151765</wp:posOffset>
+            </wp:positionV>
+            <wp:extent cx="1905000" cy="1085850"/>
+            <wp:effectExtent l="0" t="0" r="0" b="0"/>
+            <wp:wrapTight wrapText="bothSides">
+              <wp:wrapPolygon edited="0">
+                <wp:start x="0" y="0"/>
+                <wp:lineTo x="0" y="21221"/>
+                <wp:lineTo x="21384" y="21221"/>
+                <wp:lineTo x="21384" y="0"/>
+                <wp:lineTo x="0" y="0"/>
+              </wp:wrapPolygon>
+            </wp:wrapTight>
+            <wp:docPr id="46" name="Imagem 46"/>
+            <wp:cNvGraphicFramePr>
+              <a:graphicFrameLocks xmlns:a="http://schemas.openxmlformats.org/drawingml/2006/main" noChangeAspect="1"/>
+            </wp:cNvGraphicFramePr>
+            <a:graphic xmlns:a="http://schemas.openxmlformats.org/drawingml/2006/main">
+              <a:graphicData uri="http://schemas.openxmlformats.org/drawingml/2006/picture">
+                <pic:pic xmlns:pic="http://schemas.openxmlformats.org/drawingml/2006/picture">
+                  <pic:nvPicPr>
+                    <pic:cNvPr id="0" name="Picture 3"/>
+                    <pic:cNvPicPr>
+                      <a:picLocks noChangeAspect="1" noChangeArrowheads="1"/>
+                    </pic:cNvPicPr>
+                  </pic:nvPicPr>
+                  <pic:blipFill>
+                    <a:blip r:embed="rId49">
+                      <a:extLst>
+                        <a:ext uri="{28A0092B-C50C-407E-A947-70E740481C1C}">
+                          <a14:useLocalDpi xmlns:a14="http://schemas.microsoft.com/office/drawing/2010/main" val="0"/>
+                        </a:ext>
+                      </a:extLst>
+                    </a:blip>
+                    <a:srcRect/>
+                    <a:stretch>
+                      <a:fillRect/>
+                    </a:stretch>
+                  </pic:blipFill>
+                  <pic:spPr bwMode="auto">
+                    <a:xfrm>
+                      <a:off x="0" y="0"/>
+                      <a:ext cx="1905000" cy="1085850"/>
+                    </a:xfrm>
+                    <a:prstGeom prst="rect">
+                      <a:avLst/>
+                    </a:prstGeom>
+                    <a:noFill/>
+                  </pic:spPr>
+                </pic:pic>
+              </a:graphicData>
+            </a:graphic>
+          </wp:anchor>
+        </w:drawing>
+      </w:r>
+    </w:p>
+    <w:p>
+      <w:r>
+        <w:rPr>
+          <w:noProof/>
+        </w:rPr>
+        <mc:AlternateContent>
+          <mc:Choice Requires="wps">
+            <w:drawing>
+              <wp:anchor distT="0" distB="0" distL="114300" distR="114300" simplePos="0" relativeHeight="251684864" behindDoc="0" locked="0" layoutInCell="1" allowOverlap="1">
+                <wp:simplePos x="0" y="0"/>
+                <wp:positionH relativeFrom="column">
+                  <wp:posOffset>1910715</wp:posOffset>
+                </wp:positionH>
+                <wp:positionV relativeFrom="paragraph">
+                  <wp:posOffset>1162050</wp:posOffset>
+                </wp:positionV>
+                <wp:extent cx="2886075" cy="447675"/>
+                <wp:effectExtent l="38100" t="38100" r="66675" b="85725"/>
+                <wp:wrapNone/>
+                <wp:docPr id="50" name="Conector: Curvo 50"/>
+                <wp:cNvGraphicFramePr/>
+                <a:graphic xmlns:a="http://schemas.openxmlformats.org/drawingml/2006/main">
+                  <a:graphicData uri="http://schemas.microsoft.com/office/word/2010/wordprocessingShape">
+                    <wps:wsp>
+                      <wps:cNvCnPr/>
+                      <wps:spPr>
+                        <a:xfrm flipH="1">
+                          <a:off x="0" y="0"/>
+                          <a:ext cx="2886075" cy="447675"/>
+                        </a:xfrm>
+                        <a:prstGeom prst="curvedConnector3">
+                          <a:avLst>
+                            <a:gd name="adj1" fmla="val -1307"/>
+                          </a:avLst>
+                        </a:prstGeom>
+                        <a:ln>
+                          <a:headEnd type="triangle"/>
+                          <a:tailEnd type="triangle"/>
+                        </a:ln>
+                      </wps:spPr>
+                      <wps:style>
+                        <a:lnRef idx="1">
+                          <a:schemeClr val="accent1"/>
+                        </a:lnRef>
+                        <a:fillRef idx="0">
+                          <a:schemeClr val="accent1"/>
+                        </a:fillRef>
+                        <a:effectRef idx="0">
+                          <a:schemeClr val="accent1"/>
+                        </a:effectRef>
+                        <a:fontRef idx="minor">
+                          <a:schemeClr val="tx1"/>
+                        </a:fontRef>
+                      </wps:style>
+                      <wps:bodyPr/>
+                    </wps:wsp>
+                  </a:graphicData>
+                </a:graphic>
+                <wp14:sizeRelH relativeFrom="margin">
+                  <wp14:pctWidth>0</wp14:pctWidth>
+                </wp14:sizeRelH>
+                <wp14:sizeRelV relativeFrom="margin">
+                  <wp14:pctHeight>0</wp14:pctHeight>
+                </wp14:sizeRelV>
+              </wp:anchor>
+            </w:drawing>
+          </mc:Choice>
+          <mc:Fallback>
+            <w:pict>
+              <v:shapetype w14:anchorId="729F0DC5" id="_x0000_t38" coordsize="21600,21600" o:spt="38" o:oned="t" path="m,c@0,0@1,5400@1,10800@1,16200@2,21600,21600,21600e" filled="f">
+                <v:formulas>
+                  <v:f eqn="mid #0 0"/>
+                  <v:f eqn="val #0"/>
+                  <v:f eqn="mid #0 21600"/>
+                </v:formulas>
+                <v:path arrowok="t" fillok="f" o:connecttype="none"/>
+                <v:handles>
+                  <v:h position="#0,center"/>
+                </v:handles>
+                <o:lock v:ext="edit" shapetype="t"/>
+              </v:shapetype>
+              <v:shape id="Conector: Curvo 50" o:spid="_x0000_s1026" type="#_x0000_t38" style="position:absolute;margin-left:150.45pt;margin-top:91.5pt;width:227.25pt;height:35.25pt;flip:x;z-index:251684864;visibility:visible;mso-wrap-style:square;mso-width-percent:0;mso-height-percent:0;mso-wrap-distance-left:9pt;mso-wrap-distance-top:0;mso-wrap-distance-right:9pt;mso-wrap-distance-bottom:0;mso-position-horizontal:absolute;mso-position-horizontal-relative:text;mso-position-vertical:absolute;mso-position-vertical-relative:text;mso-width-percent:0;mso-height-percent:0;mso-width-relative:margin;mso-height-relative:margin" o:gfxdata="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" adj="-282" strokecolor="#4472c4 [3204]" strokeweight=".5pt">
+                <v:stroke startarrow="block" endarrow="block" joinstyle="miter"/>
+              </v:shape>
+            </w:pict>
+          </mc:Fallback>
+        </mc:AlternateContent>
+      </w:r>
+      <w:r>
+        <w:t>30-</w:t>
+      </w:r>
+      <w:r>
+        <w:t>Para</w:t>
+      </w:r>
+      <w:r>
+        <w:t xml:space="preserve"> centralizar o </w:t>
+      </w:r>
+      <w:r>
+        <w:t xml:space="preserve">logo e nossa lista (menu) envolvemos eles dentro de uma </w:t>
+      </w:r>
+      <w:proofErr w:type="spellStart"/>
+      <w:r>
+        <w:t>div</w:t>
+      </w:r>
+      <w:proofErr w:type="spellEnd"/>
+      <w:r>
+        <w:t xml:space="preserve"> caixa.</w:t>
+      </w:r>
+    </w:p>
+    <w:p>
+      <w:r>
+        <w:rPr>
+          <w:noProof/>
+        </w:rPr>
+        <w:drawing>
+          <wp:inline distT="0" distB="0" distL="0" distR="0" wp14:anchorId="09E0A991">
+            <wp:extent cx="4896485" cy="2315210"/>
+            <wp:effectExtent l="0" t="0" r="0" b="8890"/>
+            <wp:docPr id="49" name="Imagem 49"/>
+            <wp:cNvGraphicFramePr>
+              <a:graphicFrameLocks xmlns:a="http://schemas.openxmlformats.org/drawingml/2006/main" noChangeAspect="1"/>
+            </wp:cNvGraphicFramePr>
+            <a:graphic xmlns:a="http://schemas.openxmlformats.org/drawingml/2006/main">
+              <a:graphicData uri="http://schemas.openxmlformats.org/drawingml/2006/picture">
+                <pic:pic xmlns:pic="http://schemas.openxmlformats.org/drawingml/2006/picture">
+                  <pic:nvPicPr>
+                    <pic:cNvPr id="0" name="Picture 5"/>
+                    <pic:cNvPicPr>
+                      <a:picLocks noChangeAspect="1" noChangeArrowheads="1"/>
+                    </pic:cNvPicPr>
+                  </pic:nvPicPr>
+                  <pic:blipFill>
+                    <a:blip r:embed="rId50">
+                      <a:extLst>
+                        <a:ext uri="{28A0092B-C50C-407E-A947-70E740481C1C}">
+                          <a14:useLocalDpi xmlns:a14="http://schemas.microsoft.com/office/drawing/2010/main" val="0"/>
+                        </a:ext>
+                      </a:extLst>
+                    </a:blip>
+                    <a:srcRect/>
+                    <a:stretch>
+                      <a:fillRect/>
+                    </a:stretch>
+                  </pic:blipFill>
+                  <pic:spPr bwMode="auto">
+                    <a:xfrm>
+                      <a:off x="0" y="0"/>
+                      <a:ext cx="4896485" cy="2315210"/>
+                    </a:xfrm>
+                    <a:prstGeom prst="rect">
+                      <a:avLst/>
+                    </a:prstGeom>
+                    <a:noFill/>
+                  </pic:spPr>
+                </pic:pic>
+              </a:graphicData>
+            </a:graphic>
+          </wp:inline>
+        </w:drawing>
+      </w:r>
+    </w:p>
+    <w:p>
+      <w:r>
+        <w:t xml:space="preserve">31-E definimos uma largura para </w:t>
+      </w:r>
+      <w:proofErr w:type="spellStart"/>
+      <w:r>
+        <w:t>div</w:t>
+      </w:r>
+      <w:proofErr w:type="spellEnd"/>
+      <w:r>
+        <w:t xml:space="preserve"> caixa fechando uma medida padrão e centralizamos tanto a logo com a lista utilizando o </w:t>
+      </w:r>
+      <w:proofErr w:type="spellStart"/>
+      <w:r>
+        <w:t>margin</w:t>
+      </w:r>
+      <w:proofErr w:type="spellEnd"/>
+      <w:r>
+        <w:t>: 0 auto.</w:t>
+      </w:r>
+    </w:p>
+    <w:p>
+      <w:r>
+        <w:lastRenderedPageBreak/>
+        <w:t xml:space="preserve">Como header estava utilizando position </w:t>
+      </w:r>
+      <w:proofErr w:type="spellStart"/>
+      <w:r>
+        <w:t>absolute</w:t>
+      </w:r>
+      <w:proofErr w:type="spellEnd"/>
+      <w:r>
+        <w:t xml:space="preserve"> na </w:t>
+      </w:r>
+      <w:proofErr w:type="spellStart"/>
+      <w:r>
+        <w:t>div</w:t>
+      </w:r>
+      <w:proofErr w:type="spellEnd"/>
+      <w:r>
+        <w:t xml:space="preserve"> se fez necessário colocar position </w:t>
+      </w:r>
+      <w:proofErr w:type="spellStart"/>
+      <w:r>
+        <w:t>relative</w:t>
+      </w:r>
+      <w:proofErr w:type="spellEnd"/>
+      <w:r>
+        <w:t xml:space="preserve"> para que lista ficasse centralizada automaticamente tanto para direita como para esquerda.</w:t>
+      </w:r>
+    </w:p>
+    <w:p>
+      <w:r>
+        <w:rPr>
+          <w:noProof/>
+        </w:rPr>
+        <w:drawing>
+          <wp:anchor distT="0" distB="0" distL="114300" distR="114300" simplePos="0" relativeHeight="251686912" behindDoc="1" locked="0" layoutInCell="1" allowOverlap="1" wp14:anchorId="31FCBF1D">
+            <wp:simplePos x="0" y="0"/>
+            <wp:positionH relativeFrom="column">
+              <wp:posOffset>-346710</wp:posOffset>
+            </wp:positionH>
+            <wp:positionV relativeFrom="paragraph">
+              <wp:posOffset>18415</wp:posOffset>
+            </wp:positionV>
+            <wp:extent cx="1876425" cy="1009650"/>
+            <wp:effectExtent l="0" t="0" r="9525" b="0"/>
+            <wp:wrapTight wrapText="bothSides">
+              <wp:wrapPolygon edited="0">
+                <wp:start x="0" y="0"/>
+                <wp:lineTo x="0" y="21192"/>
+                <wp:lineTo x="21490" y="21192"/>
+                <wp:lineTo x="21490" y="0"/>
+                <wp:lineTo x="0" y="0"/>
+              </wp:wrapPolygon>
+            </wp:wrapTight>
+            <wp:docPr id="51" name="Imagem 51"/>
+            <wp:cNvGraphicFramePr>
+              <a:graphicFrameLocks xmlns:a="http://schemas.openxmlformats.org/drawingml/2006/main" noChangeAspect="1"/>
+            </wp:cNvGraphicFramePr>
+            <a:graphic xmlns:a="http://schemas.openxmlformats.org/drawingml/2006/main">
+              <a:graphicData uri="http://schemas.openxmlformats.org/drawingml/2006/picture">
+                <pic:pic xmlns:pic="http://schemas.openxmlformats.org/drawingml/2006/picture">
+                  <pic:nvPicPr>
+                    <pic:cNvPr id="0" name="Picture 6"/>
+                    <pic:cNvPicPr>
+                      <a:picLocks noChangeAspect="1" noChangeArrowheads="1"/>
+                    </pic:cNvPicPr>
+                  </pic:nvPicPr>
+                  <pic:blipFill>
+                    <a:blip r:embed="rId51">
+                      <a:extLst>
+                        <a:ext uri="{28A0092B-C50C-407E-A947-70E740481C1C}">
+                          <a14:useLocalDpi xmlns:a14="http://schemas.microsoft.com/office/drawing/2010/main" val="0"/>
+                        </a:ext>
+                      </a:extLst>
+                    </a:blip>
+                    <a:srcRect/>
+                    <a:stretch>
+                      <a:fillRect/>
+                    </a:stretch>
+                  </pic:blipFill>
+                  <pic:spPr bwMode="auto">
+                    <a:xfrm>
+                      <a:off x="0" y="0"/>
+                      <a:ext cx="1876425" cy="1009650"/>
+                    </a:xfrm>
+                    <a:prstGeom prst="rect">
+                      <a:avLst/>
+                    </a:prstGeom>
+                    <a:noFill/>
+                  </pic:spPr>
+                </pic:pic>
+              </a:graphicData>
+            </a:graphic>
+          </wp:anchor>
+        </w:drawing>
+      </w:r>
+      <w:r>
+        <w:rPr>
+          <w:noProof/>
+        </w:rPr>
+        <w:drawing>
+          <wp:anchor distT="0" distB="0" distL="114300" distR="114300" simplePos="0" relativeHeight="251685888" behindDoc="1" locked="0" layoutInCell="1" allowOverlap="1" wp14:anchorId="0C1F80CA">
+            <wp:simplePos x="0" y="0"/>
+            <wp:positionH relativeFrom="margin">
+              <wp:align>center</wp:align>
+            </wp:positionH>
+            <wp:positionV relativeFrom="paragraph">
+              <wp:posOffset>1123315</wp:posOffset>
+            </wp:positionV>
+            <wp:extent cx="6306185" cy="1263760"/>
+            <wp:effectExtent l="0" t="0" r="0" b="0"/>
+            <wp:wrapTight wrapText="bothSides">
+              <wp:wrapPolygon edited="0">
+                <wp:start x="0" y="0"/>
+                <wp:lineTo x="0" y="21166"/>
+                <wp:lineTo x="21533" y="21166"/>
+                <wp:lineTo x="21533" y="0"/>
+                <wp:lineTo x="0" y="0"/>
+              </wp:wrapPolygon>
+            </wp:wrapTight>
+            <wp:docPr id="52" name="Imagem 52"/>
+            <wp:cNvGraphicFramePr>
+              <a:graphicFrameLocks xmlns:a="http://schemas.openxmlformats.org/drawingml/2006/main" noChangeAspect="1"/>
+            </wp:cNvGraphicFramePr>
+            <a:graphic xmlns:a="http://schemas.openxmlformats.org/drawingml/2006/main">
+              <a:graphicData uri="http://schemas.openxmlformats.org/drawingml/2006/picture">
+                <pic:pic xmlns:pic="http://schemas.openxmlformats.org/drawingml/2006/picture">
+                  <pic:nvPicPr>
+                    <pic:cNvPr id="0" name="Picture 7"/>
+                    <pic:cNvPicPr>
+                      <a:picLocks noChangeAspect="1" noChangeArrowheads="1"/>
+                    </pic:cNvPicPr>
+                  </pic:nvPicPr>
+                  <pic:blipFill>
+                    <a:blip r:embed="rId52">
+                      <a:extLst>
+                        <a:ext uri="{28A0092B-C50C-407E-A947-70E740481C1C}">
+                          <a14:useLocalDpi xmlns:a14="http://schemas.microsoft.com/office/drawing/2010/main" val="0"/>
+                        </a:ext>
+                      </a:extLst>
+                    </a:blip>
+                    <a:srcRect/>
+                    <a:stretch>
+                      <a:fillRect/>
+                    </a:stretch>
+                  </pic:blipFill>
+                  <pic:spPr bwMode="auto">
+                    <a:xfrm>
+                      <a:off x="0" y="0"/>
+                      <a:ext cx="6306185" cy="1263760"/>
+                    </a:xfrm>
+                    <a:prstGeom prst="rect">
+                      <a:avLst/>
+                    </a:prstGeom>
+                    <a:noFill/>
+                  </pic:spPr>
+                </pic:pic>
+              </a:graphicData>
+            </a:graphic>
+          </wp:anchor>
+        </w:drawing>
+      </w:r>
+    </w:p>
+    <w:p/>
+    <w:p/>
+    <w:p/>
+    <w:p>
+      <w:r>
+        <w:rPr>
+          <w:noProof/>
+        </w:rPr>
+        <mc:AlternateContent>
+          <mc:Choice Requires="wps">
+            <w:drawing>
+              <wp:anchor distT="0" distB="0" distL="114300" distR="114300" simplePos="0" relativeHeight="251688960" behindDoc="0" locked="0" layoutInCell="1" allowOverlap="1">
+                <wp:simplePos x="0" y="0"/>
+                <wp:positionH relativeFrom="column">
+                  <wp:posOffset>1567814</wp:posOffset>
+                </wp:positionH>
+                <wp:positionV relativeFrom="paragraph">
+                  <wp:posOffset>1580515</wp:posOffset>
+                </wp:positionV>
+                <wp:extent cx="1533525" cy="723900"/>
+                <wp:effectExtent l="38100" t="0" r="104775" b="95250"/>
+                <wp:wrapNone/>
+                <wp:docPr id="56" name="Conector: Curvo 56"/>
+                <wp:cNvGraphicFramePr/>
+                <a:graphic xmlns:a="http://schemas.openxmlformats.org/drawingml/2006/main">
+                  <a:graphicData uri="http://schemas.microsoft.com/office/word/2010/wordprocessingShape">
+                    <wps:wsp>
+                      <wps:cNvCnPr/>
+                      <wps:spPr>
+                        <a:xfrm flipH="1">
+                          <a:off x="0" y="0"/>
+                          <a:ext cx="1533525" cy="723900"/>
+                        </a:xfrm>
+                        <a:prstGeom prst="curvedConnector3">
+                          <a:avLst>
+                            <a:gd name="adj1" fmla="val -4658"/>
+                          </a:avLst>
+                        </a:prstGeom>
+                        <a:ln>
+                          <a:tailEnd type="triangle"/>
+                        </a:ln>
+                      </wps:spPr>
+                      <wps:style>
+                        <a:lnRef idx="1">
+                          <a:schemeClr val="accent1"/>
+                        </a:lnRef>
+                        <a:fillRef idx="0">
+                          <a:schemeClr val="accent1"/>
+                        </a:fillRef>
+                        <a:effectRef idx="0">
+                          <a:schemeClr val="accent1"/>
+                        </a:effectRef>
+                        <a:fontRef idx="minor">
+                          <a:schemeClr val="tx1"/>
+                        </a:fontRef>
+                      </wps:style>
+                      <wps:bodyPr/>
+                    </wps:wsp>
+                  </a:graphicData>
+                </a:graphic>
+                <wp14:sizeRelH relativeFrom="margin">
+                  <wp14:pctWidth>0</wp14:pctWidth>
+                </wp14:sizeRelH>
+                <wp14:sizeRelV relativeFrom="margin">
+                  <wp14:pctHeight>0</wp14:pctHeight>
+                </wp14:sizeRelV>
+              </wp:anchor>
+            </w:drawing>
+          </mc:Choice>
+          <mc:Fallback>
+            <w:pict>
+              <v:shape w14:anchorId="62FCF871" id="Conector: Curvo 56" o:spid="_x0000_s1026" type="#_x0000_t38" style="position:absolute;margin-left:123.45pt;margin-top:124.45pt;width:120.75pt;height:57pt;flip:x;z-index:251688960;visibility:visible;mso-wrap-style:square;mso-width-percent:0;mso-height-percent:0;mso-wrap-distance-left:9pt;mso-wrap-distance-top:0;mso-wrap-distance-right:9pt;mso-wrap-distance-bottom:0;mso-position-horizontal:absolute;mso-position-horizontal-relative:text;mso-position-vertical:absolute;mso-position-vertical-relative:text;mso-width-percent:0;mso-height-percent:0;mso-width-relative:margin;mso-height-relative:margin" o:gfxdata="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" adj="-1006" strokecolor="#4472c4 [3204]" strokeweight=".5pt">
+                <v:stroke endarrow="block" joinstyle="miter"/>
+              </v:shape>
+            </w:pict>
+          </mc:Fallback>
+        </mc:AlternateContent>
+      </w:r>
+      <w:r>
+        <w:t>32-</w:t>
+      </w:r>
+      <w:bookmarkStart w:id="0" w:name="_GoBack"/>
+      <w:bookmarkEnd w:id="0"/>
+      <w:r>
+        <w:t xml:space="preserve">Para melhorar o espaço do header utilizamos o </w:t>
+      </w:r>
+      <w:proofErr w:type="spellStart"/>
+      <w:r>
+        <w:t>padding</w:t>
+      </w:r>
+      <w:proofErr w:type="spellEnd"/>
+      <w:r>
+        <w:t xml:space="preserve"> tanto para cima como para baixo conforme imagem do código.</w:t>
+      </w:r>
+    </w:p>
+    <w:p>
+      <w:r>
+        <w:rPr>
+          <w:noProof/>
+        </w:rPr>
+        <w:drawing>
+          <wp:anchor distT="0" distB="0" distL="114300" distR="114300" simplePos="0" relativeHeight="251687936" behindDoc="1" locked="0" layoutInCell="1" allowOverlap="1" wp14:anchorId="656F604F">
+            <wp:simplePos x="0" y="0"/>
+            <wp:positionH relativeFrom="column">
+              <wp:posOffset>-872094</wp:posOffset>
+            </wp:positionH>
+            <wp:positionV relativeFrom="paragraph">
+              <wp:posOffset>946785</wp:posOffset>
+            </wp:positionV>
+            <wp:extent cx="6725342" cy="1674289"/>
+            <wp:effectExtent l="0" t="0" r="0" b="2540"/>
+            <wp:wrapTight wrapText="bothSides">
+              <wp:wrapPolygon edited="0">
+                <wp:start x="0" y="0"/>
+                <wp:lineTo x="0" y="21387"/>
+                <wp:lineTo x="21537" y="21387"/>
+                <wp:lineTo x="21537" y="0"/>
+                <wp:lineTo x="0" y="0"/>
+              </wp:wrapPolygon>
+            </wp:wrapTight>
+            <wp:docPr id="54" name="Imagem 54"/>
+            <wp:cNvGraphicFramePr>
+              <a:graphicFrameLocks xmlns:a="http://schemas.openxmlformats.org/drawingml/2006/main" noChangeAspect="1"/>
+            </wp:cNvGraphicFramePr>
+            <a:graphic xmlns:a="http://schemas.openxmlformats.org/drawingml/2006/main">
+              <a:graphicData uri="http://schemas.openxmlformats.org/drawingml/2006/picture">
+                <pic:pic xmlns:pic="http://schemas.openxmlformats.org/drawingml/2006/picture">
+                  <pic:nvPicPr>
+                    <pic:cNvPr id="0" name="Picture 9"/>
+                    <pic:cNvPicPr>
+                      <a:picLocks noChangeAspect="1" noChangeArrowheads="1"/>
+                    </pic:cNvPicPr>
+                  </pic:nvPicPr>
+                  <pic:blipFill>
+                    <a:blip r:embed="rId53">
+                      <a:extLst>
+                        <a:ext uri="{28A0092B-C50C-407E-A947-70E740481C1C}">
+                          <a14:useLocalDpi xmlns:a14="http://schemas.microsoft.com/office/drawing/2010/main" val="0"/>
+                        </a:ext>
+                      </a:extLst>
+                    </a:blip>
+                    <a:srcRect/>
+                    <a:stretch>
+                      <a:fillRect/>
+                    </a:stretch>
+                  </pic:blipFill>
+                  <pic:spPr bwMode="auto">
+                    <a:xfrm>
+                      <a:off x="0" y="0"/>
+                      <a:ext cx="6725342" cy="1674289"/>
+                    </a:xfrm>
+                    <a:prstGeom prst="rect">
+                      <a:avLst/>
+                    </a:prstGeom>
+                    <a:noFill/>
+                  </pic:spPr>
+                </pic:pic>
+              </a:graphicData>
+            </a:graphic>
+            <wp14:sizeRelH relativeFrom="margin">
+              <wp14:pctWidth>0</wp14:pctWidth>
+            </wp14:sizeRelH>
+            <wp14:sizeRelV relativeFrom="margin">
+              <wp14:pctHeight>0</wp14:pctHeight>
+            </wp14:sizeRelV>
+          </wp:anchor>
+        </w:drawing>
+      </w:r>
+      <w:r>
+        <w:rPr>
+          <w:noProof/>
+        </w:rPr>
+        <w:drawing>
+          <wp:inline distT="0" distB="0" distL="0" distR="0" wp14:anchorId="4D08AE6C">
+            <wp:extent cx="2458085" cy="800100"/>
+            <wp:effectExtent l="0" t="0" r="0" b="0"/>
+            <wp:docPr id="53" name="Imagem 53"/>
+            <wp:cNvGraphicFramePr>
+              <a:graphicFrameLocks xmlns:a="http://schemas.openxmlformats.org/drawingml/2006/main" noChangeAspect="1"/>
+            </wp:cNvGraphicFramePr>
+            <a:graphic xmlns:a="http://schemas.openxmlformats.org/drawingml/2006/main">
+              <a:graphicData uri="http://schemas.openxmlformats.org/drawingml/2006/picture">
+                <pic:pic xmlns:pic="http://schemas.openxmlformats.org/drawingml/2006/picture">
+                  <pic:nvPicPr>
+                    <pic:cNvPr id="0" name="Picture 8"/>
+                    <pic:cNvPicPr>
+                      <a:picLocks noChangeAspect="1" noChangeArrowheads="1"/>
+                    </pic:cNvPicPr>
+                  </pic:nvPicPr>
+                  <pic:blipFill>
+                    <a:blip r:embed="rId54">
+                      <a:extLst>
+                        <a:ext uri="{28A0092B-C50C-407E-A947-70E740481C1C}">
+                          <a14:useLocalDpi xmlns:a14="http://schemas.microsoft.com/office/drawing/2010/main" val="0"/>
+                        </a:ext>
+                      </a:extLst>
+                    </a:blip>
+                    <a:srcRect/>
+                    <a:stretch>
+                      <a:fillRect/>
+                    </a:stretch>
+                  </pic:blipFill>
+                  <pic:spPr bwMode="auto">
+                    <a:xfrm>
+                      <a:off x="0" y="0"/>
+                      <a:ext cx="2458085" cy="800100"/>
+                    </a:xfrm>
+                    <a:prstGeom prst="rect">
+                      <a:avLst/>
+                    </a:prstGeom>
+                    <a:noFill/>
+                  </pic:spPr>
+                </pic:pic>
+              </a:graphicData>
+            </a:graphic>
+          </wp:inline>
+        </w:drawing>
+      </w:r>
+    </w:p>
+    <w:p/>
     <w:p/>
     <w:sectPr>
       <w:pgSz w:w="11906" w:h="16838"/>
@@ -229,6 +4206,119 @@
 <file path=word/numbering.xml><?xml version="1.0" encoding="utf-8"?>
 <w:numbering xmlns:wpc="http://schemas.microsoft.com/office/word/2010/wordprocessingCanvas" xmlns:cx="http://schemas.microsoft.com/office/drawing/2014/chartex" xmlns:cx1="http://schemas.microsoft.com/office/drawing/2015/9/8/chartex" xmlns:cx2="http://schemas.microsoft.com/office/drawing/2015/10/21/chartex" xmlns:cx3="http://schemas.microsoft.com/office/drawing/2016/5/9/chartex" xmlns:cx4="http://schemas.microsoft.com/office/drawing/2016/5/10/chartex" xmlns:cx5="http://schemas.microsoft.com/office/drawing/2016/5/11/chartex" xmlns:cx6="http://schemas.microsoft.com/office/drawing/2016/5/12/chartex" xmlns:cx7="http://schemas.microsoft.com/office/drawing/2016/5/13/chartex" xmlns:cx8="http://schemas.microsoft.com/office/drawing/2016/5/14/chartex" xmlns:mc="http://schemas.openxmlformats.org/markup-compatibility/2006" xmlns:aink="http://schemas.microsoft.com/office/drawing/2016/ink" xmlns:am3d="http://schemas.microsoft.com/office/drawing/2017/model3d" xmlns:o="urn:schemas-microsoft-com:office:office" xmlns:r="http://schemas.openxmlformats.org/officeDocument/2006/relationships" xmlns:m="http://schemas.openxmlformats.org/officeDocument/2006/math" xmlns:v="urn:schemas-microsoft-com:vml" xmlns:wp14="http://schemas.microsoft.com/office/word/2010/wordprocessingDrawing" xmlns:wp="http://schemas.openxmlformats.org/drawingml/2006/wordprocessingDrawing" xmlns:w10="urn:schemas-microsoft-com:office:word" xmlns:w="http://schemas.openxmlformats.org/wordprocessingml/2006/main" xmlns:w14="http://schemas.microsoft.com/office/word/2010/wordml" xmlns:w15="http://schemas.microsoft.com/office/word/2012/wordml" xmlns:w16cid="http://schemas.microsoft.com/office/word/2016/wordml/cid" xmlns:w16se="http://schemas.microsoft.com/office/word/2015/wordml/symex" xmlns:wpg="http://schemas.microsoft.com/office/word/2010/wordprocessingGroup" xmlns:wpi="http://schemas.microsoft.com/office/word/2010/wordprocessingInk" xmlns:wne="http://schemas.microsoft.com/office/word/2006/wordml" xmlns:wps="http://schemas.microsoft.com/office/word/2010/wordprocessingShape" mc:Ignorable="w14 w15 w16se w16cid wp14">
   <w:abstractNum w:abstractNumId="0" w15:restartNumberingAfterBreak="0">
+    <w:nsid w:val="74FF2991"/>
+    <w:multiLevelType w:val="hybridMultilevel"/>
+    <w:tmpl w:val="C8BA045A"/>
+    <w:lvl w:ilvl="0" w:tplc="97229F22">
+      <w:start w:val="1"/>
+      <w:numFmt w:val="bullet"/>
+      <w:lvlText w:val=""/>
+      <w:lvlJc w:val="left"/>
+      <w:pPr>
+        <w:ind w:left="720" w:hanging="360"/>
+      </w:pPr>
+      <w:rPr>
+        <w:rFonts w:ascii="Symbol" w:eastAsiaTheme="minorHAnsi" w:hAnsi="Symbol" w:cstheme="minorBidi" w:hint="default"/>
+      </w:rPr>
+    </w:lvl>
+    <w:lvl w:ilvl="1" w:tplc="04160003" w:tentative="1">
+      <w:start w:val="1"/>
+      <w:numFmt w:val="bullet"/>
+      <w:lvlText w:val="o"/>
+      <w:lvlJc w:val="left"/>
+      <w:pPr>
+        <w:ind w:left="1440" w:hanging="360"/>
+      </w:pPr>
+      <w:rPr>
+        <w:rFonts w:ascii="Courier New" w:hAnsi="Courier New" w:cs="Courier New" w:hint="default"/>
+      </w:rPr>
+    </w:lvl>
+    <w:lvl w:ilvl="2" w:tplc="04160005" w:tentative="1">
+      <w:start w:val="1"/>
+      <w:numFmt w:val="bullet"/>
+      <w:lvlText w:val=""/>
+      <w:lvlJc w:val="left"/>
+      <w:pPr>
+        <w:ind w:left="2160" w:hanging="360"/>
+      </w:pPr>
+      <w:rPr>
+        <w:rFonts w:ascii="Wingdings" w:hAnsi="Wingdings" w:hint="default"/>
+      </w:rPr>
+    </w:lvl>
+    <w:lvl w:ilvl="3" w:tplc="04160001" w:tentative="1">
+      <w:start w:val="1"/>
+      <w:numFmt w:val="bullet"/>
+      <w:lvlText w:val=""/>
+      <w:lvlJc w:val="left"/>
+      <w:pPr>
+        <w:ind w:left="2880" w:hanging="360"/>
+      </w:pPr>
+      <w:rPr>
+        <w:rFonts w:ascii="Symbol" w:hAnsi="Symbol" w:hint="default"/>
+      </w:rPr>
+    </w:lvl>
+    <w:lvl w:ilvl="4" w:tplc="04160003" w:tentative="1">
+      <w:start w:val="1"/>
+      <w:numFmt w:val="bullet"/>
+      <w:lvlText w:val="o"/>
+      <w:lvlJc w:val="left"/>
+      <w:pPr>
+        <w:ind w:left="3600" w:hanging="360"/>
+      </w:pPr>
+      <w:rPr>
+        <w:rFonts w:ascii="Courier New" w:hAnsi="Courier New" w:cs="Courier New" w:hint="default"/>
+      </w:rPr>
+    </w:lvl>
+    <w:lvl w:ilvl="5" w:tplc="04160005" w:tentative="1">
+      <w:start w:val="1"/>
+      <w:numFmt w:val="bullet"/>
+      <w:lvlText w:val=""/>
+      <w:lvlJc w:val="left"/>
+      <w:pPr>
+        <w:ind w:left="4320" w:hanging="360"/>
+      </w:pPr>
+      <w:rPr>
+        <w:rFonts w:ascii="Wingdings" w:hAnsi="Wingdings" w:hint="default"/>
+      </w:rPr>
+    </w:lvl>
+    <w:lvl w:ilvl="6" w:tplc="04160001" w:tentative="1">
+      <w:start w:val="1"/>
+      <w:numFmt w:val="bullet"/>
+      <w:lvlText w:val=""/>
+      <w:lvlJc w:val="left"/>
+      <w:pPr>
+        <w:ind w:left="5040" w:hanging="360"/>
+      </w:pPr>
+      <w:rPr>
+        <w:rFonts w:ascii="Symbol" w:hAnsi="Symbol" w:hint="default"/>
+      </w:rPr>
+    </w:lvl>
+    <w:lvl w:ilvl="7" w:tplc="04160003" w:tentative="1">
+      <w:start w:val="1"/>
+      <w:numFmt w:val="bullet"/>
+      <w:lvlText w:val="o"/>
+      <w:lvlJc w:val="left"/>
+      <w:pPr>
+        <w:ind w:left="5760" w:hanging="360"/>
+      </w:pPr>
+      <w:rPr>
+        <w:rFonts w:ascii="Courier New" w:hAnsi="Courier New" w:cs="Courier New" w:hint="default"/>
+      </w:rPr>
+    </w:lvl>
+    <w:lvl w:ilvl="8" w:tplc="04160005" w:tentative="1">
+      <w:start w:val="1"/>
+      <w:numFmt w:val="bullet"/>
+      <w:lvlText w:val=""/>
+      <w:lvlJc w:val="left"/>
+      <w:pPr>
+        <w:ind w:left="6480" w:hanging="360"/>
+      </w:pPr>
+      <w:rPr>
+        <w:rFonts w:ascii="Wingdings" w:hAnsi="Wingdings" w:hint="default"/>
+      </w:rPr>
+    </w:lvl>
+  </w:abstractNum>
+  <w:abstractNum w:abstractNumId="1" w15:restartNumberingAfterBreak="0">
     <w:nsid w:val="7BD26972"/>
     <w:multiLevelType w:val="hybridMultilevel"/>
     <w:tmpl w:val="63F2B16E"/>
@@ -342,6 +4432,9 @@
     </w:lvl>
   </w:abstractNum>
   <w:num w:numId="1">
+    <w:abstractNumId w:val="1"/>
+  </w:num>
+  <w:num w:numId="2">
     <w:abstractNumId w:val="0"/>
   </w:num>
 </w:numbering>
